--- a/EXPORTS/DOCX/published/niveau3/Dutch/KKZ.docx
+++ b/EXPORTS/DOCX/published/niveau3/Dutch/KKZ.docx
@@ -266,31 +266,13 @@
       </w:r>
       <w:r>
         <w:rPr>
-          <w:u w:val="single" w:color="0000ff"/>
           <w:rFonts w:ascii="Charis SIL Regular" w:hAnsi="Charis SIL Regular" w:eastAsia="Charis SIL Regular"/>
           <w:b w:val="0"/>
           <w:i w:val="0"/>
           <w:color w:val="000000"/>
           <w:sz w:val="24"/>
         </w:rPr>
-        <w:hyperlink r:id="rId9" w:history="1">
-          <w:r>
-            <w:rPr>
-              <w:rStyle w:val="Hyperlink"/>
-            </w:rPr>
-            <w:t>l</w:t>
-          </w:r>
-        </w:hyperlink>
-      </w:r>
-      <w:r>
-        <w:rPr>
-          <w:rFonts w:ascii="Charis SIL Regular" w:hAnsi="Charis SIL Regular" w:eastAsia="Charis SIL Regular"/>
-          <w:b w:val="0"/>
-          <w:i w:val="0"/>
-          <w:color w:val="000000"/>
-          <w:sz w:val="24"/>
-        </w:rPr>
-        <w:t>erlei vo</w:t>
+        <w:t>lerlei vo</w:t>
       </w:r>
       <w:r>
         <w:rPr>
@@ -475,14 +457,7 @@
           <w:color w:val="000000"/>
           <w:sz w:val="24"/>
         </w:rPr>
-        <w:hyperlink r:id="rId10" w:history="1">
-          <w:r>
-            <w:rPr>
-              <w:rStyle w:val="Hyperlink"/>
-            </w:rPr>
-            <w:t xml:space="preserve">tuur </w:t>
-          </w:r>
-        </w:hyperlink>
+        <w:t xml:space="preserve">tuur </w:t>
       </w:r>
       <w:r>
         <w:rPr>
@@ -504,6 +479,7 @@
       </w:r>
       <w:r>
         <w:rPr>
+          <w:u w:val="single" w:color="0000ff"/>
           <w:rFonts w:ascii="Charis SIL Regular" w:hAnsi="Charis SIL Regular" w:eastAsia="Charis SIL Regular"/>
           <w:b w:val="0"/>
           <w:i w:val="0"/>
@@ -638,13 +614,75 @@
       </w:r>
       <w:r>
         <w:rPr>
+          <w:u w:val="single" w:color="0000ff"/>
           <w:rFonts w:ascii="Charis SIL Regular" w:hAnsi="Charis SIL Regular" w:eastAsia="Charis SIL Regular"/>
           <w:b w:val="0"/>
           <w:i w:val="0"/>
           <w:color w:val="000000"/>
           <w:sz w:val="24"/>
         </w:rPr>
-        <w:t xml:space="preserve">schiereiland </w:t>
+        <w:hyperlink r:id="rId11" w:history="1">
+          <w:r>
+            <w:rPr>
+              <w:rStyle w:val="Hyperlink"/>
+            </w:rPr>
+            <w:t>sch</w:t>
+          </w:r>
+        </w:hyperlink>
+      </w:r>
+      <w:r>
+        <w:rPr>
+          <w:u w:val="single" w:color="0000ff"/>
+          <w:rFonts w:ascii="Charis SIL Regular" w:hAnsi="Charis SIL Regular" w:eastAsia="Charis SIL Regular"/>
+          <w:b w:val="0"/>
+          <w:i w:val="0"/>
+          <w:color w:val="000000"/>
+          <w:sz w:val="24"/>
+        </w:rPr>
+        <w:hyperlink r:id="rId11" w:history="1">
+          <w:r>
+            <w:rPr>
+              <w:rStyle w:val="Hyperlink"/>
+            </w:rPr>
+            <w:t>i</w:t>
+          </w:r>
+        </w:hyperlink>
+      </w:r>
+      <w:r>
+        <w:rPr>
+          <w:u w:val="single" w:color="0000ff"/>
+          <w:rFonts w:ascii="Charis SIL Regular" w:hAnsi="Charis SIL Regular" w:eastAsia="Charis SIL Regular"/>
+          <w:b w:val="0"/>
+          <w:i w:val="0"/>
+          <w:color w:val="000000"/>
+          <w:sz w:val="24"/>
+        </w:rPr>
+        <w:hyperlink r:id="rId11" w:history="1">
+          <w:r>
+            <w:rPr>
+              <w:rStyle w:val="Hyperlink"/>
+            </w:rPr>
+            <w:t>ereila</w:t>
+          </w:r>
+        </w:hyperlink>
+      </w:r>
+      <w:r>
+        <w:rPr>
+          <w:u w:val="single" w:color="0000ff"/>
+          <w:rFonts w:ascii="Charis SIL Regular" w:hAnsi="Charis SIL Regular" w:eastAsia="Charis SIL Regular"/>
+          <w:b w:val="0"/>
+          <w:i w:val="0"/>
+          <w:color w:val="000000"/>
+          <w:sz w:val="24"/>
+        </w:rPr>
+        <w:hyperlink r:id="rId11" w:history="1">
+          <w:r>
+            <w:rPr>
+              <w:rStyle w:val="Hyperlink"/>
+            </w:rPr>
+            <w:t xml:space="preserve">nd </w:t>
+          </w:r>
+        </w:hyperlink>
       </w:r>
       <w:r>
         <w:rPr>
@@ -655,7 +693,7 @@
           <w:sz w:val="24"/>
           <w:u w:val="single"/>
         </w:rPr>
-        <w:hyperlink r:id="rId11" w:history="1">
+        <w:hyperlink r:id="rId12" w:history="1">
           <w:r>
             <w:rPr>
               <w:rStyle w:val="Hyperlink"/>
@@ -927,25 +965,7 @@
           <w:color w:val="000000"/>
           <w:sz w:val="24"/>
         </w:rPr>
-        <w:t>egde</w:t>
-      </w:r>
-      <w:r>
-        <w:rPr>
-          <w:u w:val="single" w:color="0000ff"/>
-          <w:rFonts w:ascii="Charis SIL Regular" w:hAnsi="Charis SIL Regular" w:eastAsia="Charis SIL Regular"/>
-          <w:b w:val="0"/>
-          <w:i w:val="0"/>
-          <w:color w:val="000000"/>
-          <w:sz w:val="24"/>
-        </w:rPr>
-        <w:hyperlink r:id="rId13" w:history="1">
-          <w:r>
-            <w:rPr>
-              <w:rStyle w:val="Hyperlink"/>
-            </w:rPr>
-            <w:t xml:space="preserve"> hier d</w:t>
-          </w:r>
-        </w:hyperlink>
+        <w:t>egde hier d</w:t>
       </w:r>
       <w:r>
         <w:rPr>
@@ -1722,76 +1742,22 @@
       </w:r>
       <w:r>
         <w:rPr>
-          <w:u w:val="single" w:color="0000ff"/>
           <w:rFonts w:ascii="Charis SIL Regular" w:hAnsi="Charis SIL Regular" w:eastAsia="Charis SIL Regular"/>
           <w:b w:val="0"/>
           <w:i w:val="0"/>
           <w:color w:val="000000"/>
           <w:sz w:val="24"/>
         </w:rPr>
-        <w:hyperlink r:id="rId15" w:history="1">
-          <w:r>
-            <w:rPr>
-              <w:rStyle w:val="Hyperlink"/>
-            </w:rPr>
-            <w:t>n</w:t>
-          </w:r>
-        </w:hyperlink>
-      </w:r>
-      <w:r>
-        <w:rPr>
-          <w:u w:val="single" w:color="0000ff"/>
+        <w:t xml:space="preserve">ntallen voorwerpen </w:t>
+      </w:r>
+      <w:r>
+        <w:rPr>
           <w:rFonts w:ascii="Charis SIL Regular" w:hAnsi="Charis SIL Regular" w:eastAsia="Charis SIL Regular"/>
           <w:b w:val="0"/>
           <w:i w:val="0"/>
           <w:color w:val="000000"/>
           <w:sz w:val="24"/>
         </w:rPr>
-        <w:hyperlink r:id="rId15" w:history="1">
-          <w:r>
-            <w:rPr>
-              <w:rStyle w:val="Hyperlink"/>
-            </w:rPr>
-            <w:t>tallen voorw</w:t>
-          </w:r>
-        </w:hyperlink>
-      </w:r>
-      <w:r>
-        <w:rPr>
-          <w:u w:val="single" w:color="0000ff"/>
-          <w:rFonts w:ascii="Charis SIL Regular" w:hAnsi="Charis SIL Regular" w:eastAsia="Charis SIL Regular"/>
-          <w:b w:val="0"/>
-          <w:i w:val="0"/>
-          <w:color w:val="000000"/>
-          <w:sz w:val="24"/>
-        </w:rPr>
-        <w:hyperlink r:id="rId15" w:history="1">
-          <w:r>
-            <w:rPr>
-              <w:rStyle w:val="Hyperlink"/>
-            </w:rPr>
-            <w:t>erp</w:t>
-          </w:r>
-        </w:hyperlink>
-      </w:r>
-      <w:r>
-        <w:rPr>
-          <w:rFonts w:ascii="Charis SIL Regular" w:hAnsi="Charis SIL Regular" w:eastAsia="Charis SIL Regular"/>
-          <w:b w:val="0"/>
-          <w:i w:val="0"/>
-          <w:color w:val="000000"/>
-          <w:sz w:val="24"/>
-        </w:rPr>
-        <w:t xml:space="preserve">en </w:t>
-      </w:r>
-      <w:r>
-        <w:rPr>
-          <w:rFonts w:ascii="Charis SIL Regular" w:hAnsi="Charis SIL Regular" w:eastAsia="Charis SIL Regular"/>
-          <w:b w:val="0"/>
-          <w:i w:val="0"/>
-          <w:color w:val="000000"/>
-          <w:sz w:val="24"/>
-        </w:rPr>
         <w:t xml:space="preserve">werden overgedragen aan het </w:t>
       </w:r>
       <w:r>
@@ -1801,85 +1767,30 @@
           <w:i w:val="0"/>
           <w:color w:val="0000FF"/>
           <w:sz w:val="24"/>
+        </w:rPr>
+        <w:t>Rijksmuseum voor</w:t>
+      </w:r>
+      <w:r>
+        <w:rPr>
+          <w:rFonts w:ascii="Charis SIL Regular" w:hAnsi="Charis SIL Regular" w:eastAsia="Charis SIL Regular"/>
+          <w:b w:val="0"/>
+          <w:i w:val="0"/>
+          <w:color w:val="0000FF"/>
+          <w:sz w:val="24"/>
           <w:u w:val="single"/>
         </w:rPr>
+        <w:t xml:space="preserve"> </w:t>
+      </w:r>
+      <w:r>
+        <w:rPr>
+          <w:rFonts w:ascii="Charis SIL Regular" w:hAnsi="Charis SIL Regular" w:eastAsia="Charis SIL Regular"/>
+          <w:b w:val="0"/>
+          <w:i w:val="0"/>
+          <w:color w:val="0000FF"/>
+          <w:sz w:val="24"/>
+          <w:u w:val="single"/>
+        </w:rPr>
         <w:hyperlink r:id="rId17" w:history="1">
-          <w:r>
-            <w:rPr>
-              <w:rStyle w:val="Hyperlink"/>
-            </w:rPr>
-            <w:t>Rijks</w:t>
-          </w:r>
-        </w:hyperlink>
-      </w:r>
-      <w:r>
-        <w:rPr>
-          <w:rFonts w:ascii="Charis SIL Regular" w:hAnsi="Charis SIL Regular" w:eastAsia="Charis SIL Regular"/>
-          <w:b w:val="0"/>
-          <w:i w:val="0"/>
-          <w:color w:val="0000FF"/>
-          <w:sz w:val="24"/>
-          <w:u w:val="single"/>
-        </w:rPr>
-        <w:hyperlink r:id="rId16" w:history="1">
-          <w:r>
-            <w:rPr>
-              <w:rStyle w:val="Hyperlink"/>
-            </w:rPr>
-            <w:t>museum</w:t>
-          </w:r>
-        </w:hyperlink>
-      </w:r>
-      <w:r>
-        <w:rPr>
-          <w:rFonts w:ascii="Charis SIL Regular" w:hAnsi="Charis SIL Regular" w:eastAsia="Charis SIL Regular"/>
-          <w:b w:val="0"/>
-          <w:i w:val="0"/>
-          <w:color w:val="0000FF"/>
-          <w:sz w:val="24"/>
-          <w:u w:val="single"/>
-        </w:rPr>
-        <w:t xml:space="preserve"> </w:t>
-      </w:r>
-      <w:r>
-        <w:rPr>
-          <w:rFonts w:ascii="Charis SIL Regular" w:hAnsi="Charis SIL Regular" w:eastAsia="Charis SIL Regular"/>
-          <w:b w:val="0"/>
-          <w:i w:val="0"/>
-          <w:color w:val="0000FF"/>
-          <w:sz w:val="24"/>
-          <w:u w:val="single"/>
-        </w:rPr>
-        <w:hyperlink r:id="rId16" w:history="1">
-          <w:r>
-            <w:rPr>
-              <w:rStyle w:val="Hyperlink"/>
-            </w:rPr>
-            <w:t>voor</w:t>
-          </w:r>
-        </w:hyperlink>
-      </w:r>
-      <w:r>
-        <w:rPr>
-          <w:rFonts w:ascii="Charis SIL Regular" w:hAnsi="Charis SIL Regular" w:eastAsia="Charis SIL Regular"/>
-          <w:b w:val="0"/>
-          <w:i w:val="0"/>
-          <w:color w:val="0000FF"/>
-          <w:sz w:val="24"/>
-          <w:u w:val="single"/>
-        </w:rPr>
-        <w:t xml:space="preserve"> </w:t>
-      </w:r>
-      <w:r>
-        <w:rPr>
-          <w:rFonts w:ascii="Charis SIL Regular" w:hAnsi="Charis SIL Regular" w:eastAsia="Charis SIL Regular"/>
-          <w:b w:val="0"/>
-          <w:i w:val="0"/>
-          <w:color w:val="0000FF"/>
-          <w:sz w:val="24"/>
-          <w:u w:val="single"/>
-        </w:rPr>
-        <w:hyperlink r:id="rId16" w:history="1">
           <w:r>
             <w:rPr>
               <w:rStyle w:val="Hyperlink"/>
@@ -1890,31 +1801,13 @@
       </w:r>
       <w:r>
         <w:rPr>
-          <w:u w:val="single" w:color="0000ff"/>
           <w:rFonts w:ascii="Charis SIL Regular" w:hAnsi="Charis SIL Regular" w:eastAsia="Charis SIL Regular"/>
           <w:b w:val="0"/>
           <w:i w:val="0"/>
           <w:color w:val="000000"/>
           <w:sz w:val="24"/>
         </w:rPr>
-        <w:hyperlink r:id="rId16" w:history="1">
-          <w:r>
-            <w:rPr>
-              <w:rStyle w:val="Hyperlink"/>
-            </w:rPr>
-            <w:t xml:space="preserve">, </w:t>
-          </w:r>
-        </w:hyperlink>
-      </w:r>
-      <w:r>
-        <w:rPr>
-          <w:rFonts w:ascii="Charis SIL Regular" w:hAnsi="Charis SIL Regular" w:eastAsia="Charis SIL Regular"/>
-          <w:b w:val="0"/>
-          <w:i w:val="0"/>
-          <w:color w:val="000000"/>
-          <w:sz w:val="24"/>
-        </w:rPr>
-        <w:t xml:space="preserve">het </w:t>
+        <w:t xml:space="preserve">, het </w:t>
       </w:r>
       <w:r>
         <w:rPr>
@@ -2146,7 +2039,6 @@
       </w:r>
       <w:r>
         <w:rPr>
-          <w:u w:val="single" w:color="0000ff"/>
           <w:rFonts w:ascii="Charis SIL Regular" w:hAnsi="Charis SIL Regular" w:eastAsia="Charis SIL Regular"/>
           <w:b w:val="0"/>
           <w:i w:val="0"/>
@@ -2162,150 +2054,19 @@
           <w:i w:val="0"/>
           <w:color w:val="0000FF"/>
           <w:sz w:val="24"/>
+        </w:rPr>
+        <w:t xml:space="preserve">Rijksmuseum van Natuurlijke </w:t>
+      </w:r>
+      <w:r>
+        <w:rPr>
+          <w:rFonts w:ascii="Charis SIL Regular" w:hAnsi="Charis SIL Regular" w:eastAsia="Charis SIL Regular"/>
+          <w:b w:val="0"/>
+          <w:i w:val="0"/>
+          <w:color w:val="0000FF"/>
+          <w:sz w:val="24"/>
           <w:u w:val="single"/>
         </w:rPr>
-        <w:hyperlink r:id="rId19" w:history="1">
-          <w:r>
-            <w:rPr>
-              <w:rStyle w:val="Hyperlink"/>
-            </w:rPr>
-            <w:t>Rijk</w:t>
-          </w:r>
-        </w:hyperlink>
-      </w:r>
-      <w:r>
-        <w:rPr>
-          <w:rFonts w:ascii="Charis SIL Regular" w:hAnsi="Charis SIL Regular" w:eastAsia="Charis SIL Regular"/>
-          <w:b w:val="0"/>
-          <w:i w:val="0"/>
-          <w:color w:val="0000FF"/>
-          <w:sz w:val="24"/>
-          <w:u w:val="single"/>
-        </w:rPr>
-        <w:hyperlink r:id="rId19" w:history="1">
-          <w:r>
-            <w:rPr>
-              <w:rStyle w:val="Hyperlink"/>
-            </w:rPr>
-            <w:t>smuseum</w:t>
-          </w:r>
-        </w:hyperlink>
-      </w:r>
-      <w:r>
-        <w:rPr>
-          <w:rFonts w:ascii="Charis SIL Regular" w:hAnsi="Charis SIL Regular" w:eastAsia="Charis SIL Regular"/>
-          <w:b w:val="0"/>
-          <w:i w:val="0"/>
-          <w:color w:val="0000FF"/>
-          <w:sz w:val="24"/>
-          <w:u w:val="single"/>
-        </w:rPr>
-        <w:t xml:space="preserve"> </w:t>
-      </w:r>
-      <w:r>
-        <w:rPr>
-          <w:rFonts w:ascii="Charis SIL Regular" w:hAnsi="Charis SIL Regular" w:eastAsia="Charis SIL Regular"/>
-          <w:b w:val="0"/>
-          <w:i w:val="0"/>
-          <w:color w:val="0000FF"/>
-          <w:sz w:val="24"/>
-          <w:u w:val="single"/>
-        </w:rPr>
-        <w:hyperlink r:id="rId19" w:history="1">
-          <w:r>
-            <w:rPr>
-              <w:rStyle w:val="Hyperlink"/>
-            </w:rPr>
-            <w:t>v</w:t>
-          </w:r>
-        </w:hyperlink>
-      </w:r>
-      <w:r>
-        <w:rPr>
-          <w:rFonts w:ascii="Charis SIL Regular" w:hAnsi="Charis SIL Regular" w:eastAsia="Charis SIL Regular"/>
-          <w:b w:val="0"/>
-          <w:i w:val="0"/>
-          <w:color w:val="0000FF"/>
-          <w:sz w:val="24"/>
-          <w:u w:val="single"/>
-        </w:rPr>
-        <w:hyperlink r:id="rId19" w:history="1">
-          <w:r>
-            <w:rPr>
-              <w:rStyle w:val="Hyperlink"/>
-            </w:rPr>
-            <w:t>an</w:t>
-          </w:r>
-        </w:hyperlink>
-      </w:r>
-      <w:r>
-        <w:rPr>
-          <w:rFonts w:ascii="Charis SIL Regular" w:hAnsi="Charis SIL Regular" w:eastAsia="Charis SIL Regular"/>
-          <w:b w:val="0"/>
-          <w:i w:val="0"/>
-          <w:color w:val="0000FF"/>
-          <w:sz w:val="24"/>
-          <w:u w:val="single"/>
-        </w:rPr>
-        <w:t xml:space="preserve"> </w:t>
-      </w:r>
-      <w:r>
-        <w:rPr>
-          <w:rFonts w:ascii="Charis SIL Regular" w:hAnsi="Charis SIL Regular" w:eastAsia="Charis SIL Regular"/>
-          <w:b w:val="0"/>
-          <w:i w:val="0"/>
-          <w:color w:val="0000FF"/>
-          <w:sz w:val="24"/>
-          <w:u w:val="single"/>
-        </w:rPr>
-        <w:hyperlink r:id="rId19" w:history="1">
-          <w:r>
-            <w:rPr>
-              <w:rStyle w:val="Hyperlink"/>
-            </w:rPr>
-            <w:t>N</w:t>
-          </w:r>
-        </w:hyperlink>
-      </w:r>
-      <w:r>
-        <w:rPr>
-          <w:rFonts w:ascii="Charis SIL Regular" w:hAnsi="Charis SIL Regular" w:eastAsia="Charis SIL Regular"/>
-          <w:b w:val="0"/>
-          <w:i w:val="0"/>
-          <w:color w:val="0000FF"/>
-          <w:sz w:val="24"/>
-          <w:u w:val="single"/>
-        </w:rPr>
-        <w:hyperlink r:id="rId19" w:history="1">
-          <w:r>
-            <w:rPr>
-              <w:rStyle w:val="Hyperlink"/>
-            </w:rPr>
-            <w:t>atuurlijke</w:t>
-          </w:r>
-        </w:hyperlink>
-      </w:r>
-      <w:r>
-        <w:rPr>
-          <w:rFonts w:ascii="Charis SIL Regular" w:hAnsi="Charis SIL Regular" w:eastAsia="Charis SIL Regular"/>
-          <w:b w:val="0"/>
-          <w:i w:val="0"/>
-          <w:color w:val="0000FF"/>
-          <w:sz w:val="24"/>
-          <w:u w:val="single"/>
-        </w:rPr>
-        <w:t xml:space="preserve"> </w:t>
-      </w:r>
-      <w:r>
-        <w:rPr>
-          <w:rFonts w:ascii="Charis SIL Regular" w:hAnsi="Charis SIL Regular" w:eastAsia="Charis SIL Regular"/>
-          <w:b w:val="0"/>
-          <w:i w:val="0"/>
-          <w:color w:val="0000FF"/>
-          <w:sz w:val="24"/>
-          <w:u w:val="single"/>
-        </w:rPr>
-        <w:hyperlink r:id="rId19" w:history="1">
+        <w:hyperlink r:id="rId18" w:history="1">
           <w:r>
             <w:rPr>
               <w:rStyle w:val="Hyperlink"/>
@@ -2316,39 +2077,13 @@
       </w:r>
       <w:r>
         <w:rPr>
-          <w:u w:val="single" w:color="0000ff"/>
           <w:rFonts w:ascii="Charis SIL Regular" w:hAnsi="Charis SIL Regular" w:eastAsia="Charis SIL Regular"/>
           <w:b w:val="0"/>
           <w:i w:val="0"/>
           <w:color w:val="000000"/>
           <w:sz w:val="24"/>
         </w:rPr>
-        <w:hyperlink r:id="rId18" w:history="1">
-          <w:r>
-            <w:rPr>
-              <w:rStyle w:val="Hyperlink"/>
-            </w:rPr>
-            <w:t>,</w:t>
-          </w:r>
-        </w:hyperlink>
-      </w:r>
-      <w:r>
-        <w:rPr>
-          <w:u w:val="single" w:color="0000ff"/>
-          <w:rFonts w:ascii="Charis SIL Regular" w:hAnsi="Charis SIL Regular" w:eastAsia="Charis SIL Regular"/>
-          <w:b w:val="0"/>
-          <w:i w:val="0"/>
-          <w:color w:val="000000"/>
-          <w:sz w:val="24"/>
-        </w:rPr>
-        <w:hyperlink r:id="rId18" w:history="1">
-          <w:r>
-            <w:rPr>
-              <w:rStyle w:val="Hyperlink"/>
-            </w:rPr>
-            <w:t xml:space="preserve"> het </w:t>
-          </w:r>
-        </w:hyperlink>
+        <w:t xml:space="preserve">, het </w:t>
       </w:r>
       <w:r>
         <w:rPr>
@@ -2451,6 +2186,7 @@
           <w:i w:val="0"/>
           <w:color w:val="0000FF"/>
           <w:sz w:val="24"/>
+          <w:u w:val="single"/>
         </w:rPr>
         <w:t>G</w:t>
       </w:r>
@@ -2557,7 +2293,7 @@
           <w:sz w:val="24"/>
           <w:u w:val="single"/>
         </w:rPr>
-        <w:hyperlink r:id="rId18" w:history="1">
+        <w:hyperlink r:id="rId19" w:history="1">
           <w:r>
             <w:rPr>
               <w:rStyle w:val="Hyperlink"/>
@@ -2575,7 +2311,7 @@
           <w:sz w:val="24"/>
           <w:u w:val="single"/>
         </w:rPr>
-        <w:hyperlink r:id="rId20" w:history="1">
+        <w:hyperlink r:id="rId19" w:history="1">
           <w:r>
             <w:rPr>
               <w:rStyle w:val="Hyperlink"/>
@@ -2596,20 +2332,14 @@
       </w:r>
       <w:r>
         <w:rPr>
+          <w:u w:val="single" w:color="0000ff"/>
           <w:rFonts w:ascii="Charis SIL Regular" w:hAnsi="Charis SIL Regular" w:eastAsia="Charis SIL Regular"/>
           <w:b w:val="0"/>
           <w:i w:val="0"/>
           <w:color w:val="000000"/>
           <w:sz w:val="24"/>
         </w:rPr>
-        <w:hyperlink r:id="rId19" w:history="1">
-          <w:r>
-            <w:rPr>
-              <w:rStyle w:val="Hyperlink"/>
-            </w:rPr>
-            <w:t xml:space="preserve">n het </w:t>
-          </w:r>
-        </w:hyperlink>
+        <w:t xml:space="preserve">n het </w:t>
       </w:r>
       <w:r>
         <w:rPr>
@@ -2620,7 +2350,7 @@
           <w:sz w:val="24"/>
           <w:u w:val="single"/>
         </w:rPr>
-        <w:hyperlink r:id="rId19" w:history="1">
+        <w:hyperlink r:id="rId20" w:history="1">
           <w:r>
             <w:rPr>
               <w:rStyle w:val="Hyperlink"/>
@@ -2649,7 +2379,7 @@
           <w:sz w:val="24"/>
           <w:u w:val="single"/>
         </w:rPr>
-        <w:hyperlink r:id="rId19" w:history="1">
+        <w:hyperlink r:id="rId20" w:history="1">
           <w:r>
             <w:rPr>
               <w:rStyle w:val="Hyperlink"/>
@@ -2667,7 +2397,7 @@
           <w:sz w:val="24"/>
           <w:u w:val="single"/>
         </w:rPr>
-        <w:hyperlink r:id="rId19" w:history="1">
+        <w:hyperlink r:id="rId20" w:history="1">
           <w:r>
             <w:rPr>
               <w:rStyle w:val="Hyperlink"/>
@@ -2685,7 +2415,7 @@
           <w:sz w:val="24"/>
           <w:u w:val="single"/>
         </w:rPr>
-        <w:hyperlink r:id="rId19" w:history="1">
+        <w:hyperlink r:id="rId21" w:history="1">
           <w:r>
             <w:rPr>
               <w:rStyle w:val="Hyperlink"/>
@@ -2703,7 +2433,7 @@
           <w:sz w:val="24"/>
           <w:u w:val="single"/>
         </w:rPr>
-        <w:hyperlink r:id="rId19" w:history="1">
+        <w:hyperlink r:id="rId20" w:history="1">
           <w:r>
             <w:rPr>
               <w:rStyle w:val="Hyperlink"/>
@@ -2721,7 +2451,7 @@
           <w:sz w:val="24"/>
           <w:u w:val="single"/>
         </w:rPr>
-        <w:hyperlink r:id="rId19" w:history="1">
+        <w:hyperlink r:id="rId21" w:history="1">
           <w:r>
             <w:rPr>
               <w:rStyle w:val="Hyperlink"/>
@@ -2739,7 +2469,7 @@
           <w:color w:val="000000"/>
           <w:sz w:val="24"/>
         </w:rPr>
-        <w:hyperlink r:id="rId19" w:history="1">
+        <w:hyperlink r:id="rId20" w:history="1">
           <w:r>
             <w:rPr>
               <w:rStyle w:val="Hyperlink"/>
@@ -2797,7 +2527,7 @@
           <w:sz w:val="24"/>
           <w:u w:val="single"/>
         </w:rPr>
-        <w:hyperlink r:id="rId21" w:history="1">
+        <w:hyperlink r:id="rId22" w:history="1">
           <w:r>
             <w:rPr>
               <w:rStyle w:val="Hyperlink"/>
@@ -2805,121 +2535,6 @@
             <w:t xml:space="preserve">Reinier </w:t>
           </w:r>
         </w:hyperlink>
-      </w:r>
-      <w:r>
-        <w:rPr>
-          <w:rFonts w:ascii="Charis SIL Regular" w:hAnsi="Charis SIL Regular" w:eastAsia="Charis SIL Regular"/>
-          <w:b w:val="0"/>
-          <w:i w:val="0"/>
-          <w:color w:val="0000FF"/>
-          <w:sz w:val="24"/>
-          <w:u w:val="single"/>
-        </w:rPr>
-        <w:hyperlink r:id="rId21" w:history="1">
-          <w:r>
-            <w:rPr>
-              <w:rStyle w:val="Hyperlink"/>
-            </w:rPr>
-            <w:t>van</w:t>
-          </w:r>
-        </w:hyperlink>
-      </w:r>
-      <w:r>
-        <w:rPr>
-          <w:rFonts w:ascii="Charis SIL Regular" w:hAnsi="Charis SIL Regular" w:eastAsia="Charis SIL Regular"/>
-          <w:b w:val="0"/>
-          <w:i w:val="0"/>
-          <w:color w:val="0000FF"/>
-          <w:sz w:val="24"/>
-          <w:u w:val="single"/>
-        </w:rPr>
-        <w:t xml:space="preserve"> </w:t>
-      </w:r>
-      <w:r>
-        <w:rPr>
-          <w:rFonts w:ascii="Charis SIL Regular" w:hAnsi="Charis SIL Regular" w:eastAsia="Charis SIL Regular"/>
-          <w:b w:val="0"/>
-          <w:i w:val="0"/>
-          <w:color w:val="0000FF"/>
-          <w:sz w:val="24"/>
-          <w:u w:val="single"/>
-        </w:rPr>
-        <w:hyperlink r:id="rId21" w:history="1">
-          <w:r>
-            <w:rPr>
-              <w:rStyle w:val="Hyperlink"/>
-            </w:rPr>
-            <w:t>de</w:t>
-          </w:r>
-        </w:hyperlink>
-      </w:r>
-      <w:r>
-        <w:rPr>
-          <w:rFonts w:ascii="Charis SIL Regular" w:hAnsi="Charis SIL Regular" w:eastAsia="Charis SIL Regular"/>
-          <w:b w:val="0"/>
-          <w:i w:val="0"/>
-          <w:color w:val="0000FF"/>
-          <w:sz w:val="24"/>
-          <w:u w:val="single"/>
-        </w:rPr>
-        <w:t xml:space="preserve"> </w:t>
-      </w:r>
-      <w:r>
-        <w:rPr>
-          <w:rFonts w:ascii="Charis SIL Regular" w:hAnsi="Charis SIL Regular" w:eastAsia="Charis SIL Regular"/>
-          <w:b w:val="0"/>
-          <w:i w:val="0"/>
-          <w:color w:val="0000FF"/>
-          <w:sz w:val="24"/>
-          <w:u w:val="single"/>
-        </w:rPr>
-        <w:hyperlink r:id="rId21" w:history="1">
-          <w:r>
-            <w:rPr>
-              <w:rStyle w:val="Hyperlink"/>
-            </w:rPr>
-            <w:t>Kasteele</w:t>
-          </w:r>
-        </w:hyperlink>
-      </w:r>
-      <w:r>
-        <w:rPr>
-          <w:rFonts w:ascii="Charis SIL Regular" w:hAnsi="Charis SIL Regular" w:eastAsia="Charis SIL Regular"/>
-          <w:b w:val="0"/>
-          <w:i w:val="0"/>
-          <w:color w:val="000000"/>
-          <w:sz w:val="24"/>
-        </w:rPr>
-        <w:t xml:space="preserve"> verdween nadat zijn zoon </w:t>
-      </w:r>
-      <w:r>
-        <w:rPr>
-          <w:rFonts w:ascii="Charis SIL Regular" w:hAnsi="Charis SIL Regular" w:eastAsia="Charis SIL Regular"/>
-          <w:b w:val="0"/>
-          <w:i w:val="0"/>
-          <w:color w:val="0000FF"/>
-          <w:sz w:val="24"/>
-          <w:u w:val="single"/>
-        </w:rPr>
-        <w:hyperlink r:id="rId22" w:history="1">
-          <w:r>
-            <w:rPr>
-              <w:rStyle w:val="Hyperlink"/>
-            </w:rPr>
-            <w:t>Abraham</w:t>
-          </w:r>
-        </w:hyperlink>
-      </w:r>
-      <w:r>
-        <w:rPr>
-          <w:rFonts w:ascii="Charis SIL Regular" w:hAnsi="Charis SIL Regular" w:eastAsia="Charis SIL Regular"/>
-          <w:b w:val="0"/>
-          <w:i w:val="0"/>
-          <w:color w:val="0000FF"/>
-          <w:sz w:val="24"/>
-          <w:u w:val="single"/>
-        </w:rPr>
-        <w:t xml:space="preserve"> </w:t>
       </w:r>
       <w:r>
         <w:rPr>
@@ -3005,200 +2620,7 @@
           <w:color w:val="000000"/>
           <w:sz w:val="24"/>
         </w:rPr>
-        <w:t xml:space="preserve"> hem opvolgde in</w:t>
-      </w:r>
-      <w:r>
-        <w:rPr>
-          <w:u w:val="single" w:color="0000ff"/>
-          <w:rFonts w:ascii="Charis SIL Regular" w:hAnsi="Charis SIL Regular" w:eastAsia="Charis SIL Regular"/>
-          <w:b w:val="0"/>
-          <w:i w:val="0"/>
-          <w:color w:val="000000"/>
-          <w:sz w:val="24"/>
-        </w:rPr>
-        <w:hyperlink r:id="rId21" w:history="1">
-          <w:r>
-            <w:rPr>
-              <w:rStyle w:val="Hyperlink"/>
-            </w:rPr>
-            <w:t xml:space="preserve"> 1840. </w:t>
-          </w:r>
-        </w:hyperlink>
-      </w:r>
-      <w:r>
-        <w:rPr>
-          <w:u w:val="single" w:color="0000ff"/>
-          <w:rFonts w:ascii="Charis SIL Regular" w:hAnsi="Charis SIL Regular" w:eastAsia="Charis SIL Regular"/>
-          <w:b w:val="0"/>
-          <w:i w:val="0"/>
-          <w:color w:val="000000"/>
-          <w:sz w:val="24"/>
-        </w:rPr>
-        <w:hyperlink r:id="rId21" w:history="1">
-          <w:r>
-            <w:rPr>
-              <w:rStyle w:val="Hyperlink"/>
-            </w:rPr>
-            <w:t>Ook</w:t>
-          </w:r>
-        </w:hyperlink>
-      </w:r>
-      <w:r>
-        <w:rPr>
-          <w:u w:val="single" w:color="0000ff"/>
-          <w:rFonts w:ascii="Charis SIL Regular" w:hAnsi="Charis SIL Regular" w:eastAsia="Charis SIL Regular"/>
-          <w:b w:val="0"/>
-          <w:i w:val="0"/>
-          <w:color w:val="000000"/>
-          <w:sz w:val="24"/>
-        </w:rPr>
-        <w:hyperlink r:id="rId21" w:history="1">
-          <w:r>
-            <w:rPr>
-              <w:rStyle w:val="Hyperlink"/>
-            </w:rPr>
-            <w:t xml:space="preserve"> ve</w:t>
-          </w:r>
-        </w:hyperlink>
-      </w:r>
-      <w:r>
-        <w:rPr>
-          <w:u w:val="single" w:color="0000ff"/>
-          <w:rFonts w:ascii="Charis SIL Regular" w:hAnsi="Charis SIL Regular" w:eastAsia="Charis SIL Regular"/>
-          <w:b w:val="0"/>
-          <w:i w:val="0"/>
-          <w:color w:val="000000"/>
-          <w:sz w:val="24"/>
-        </w:rPr>
-        <w:hyperlink r:id="rId21" w:history="1">
-          <w:r>
-            <w:rPr>
-              <w:rStyle w:val="Hyperlink"/>
-            </w:rPr>
-            <w:t>rdwenen</w:t>
-          </w:r>
-        </w:hyperlink>
-      </w:r>
-      <w:r>
-        <w:rPr>
-          <w:rFonts w:ascii="Charis SIL Regular" w:hAnsi="Charis SIL Regular" w:eastAsia="Charis SIL Regular"/>
-          <w:b w:val="0"/>
-          <w:i w:val="0"/>
-          <w:color w:val="000000"/>
-          <w:sz w:val="24"/>
-        </w:rPr>
-        <w:t xml:space="preserve"> en vergingen er vele voor</w:t>
-      </w:r>
-      <w:r>
-        <w:rPr>
-          <w:u w:val="single" w:color="0000ff"/>
-          <w:rFonts w:ascii="Charis SIL Regular" w:hAnsi="Charis SIL Regular" w:eastAsia="Charis SIL Regular"/>
-          <w:b w:val="0"/>
-          <w:i w:val="0"/>
-          <w:color w:val="000000"/>
-          <w:sz w:val="24"/>
-        </w:rPr>
-        <w:hyperlink r:id="rId22" w:history="1">
-          <w:r>
-            <w:rPr>
-              <w:rStyle w:val="Hyperlink"/>
-            </w:rPr>
-            <w:t>werpen in</w:t>
-          </w:r>
-        </w:hyperlink>
-      </w:r>
-      <w:r>
-        <w:rPr>
-          <w:u w:val="single" w:color="0000ff"/>
-          <w:rFonts w:ascii="Charis SIL Regular" w:hAnsi="Charis SIL Regular" w:eastAsia="Charis SIL Regular"/>
-          <w:b w:val="0"/>
-          <w:i w:val="0"/>
-          <w:color w:val="000000"/>
-          <w:sz w:val="24"/>
-        </w:rPr>
-        <w:t xml:space="preserve"> </w:t>
-      </w:r>
-      <w:r>
-        <w:rPr>
-          <w:u w:val="single" w:color="0000ff"/>
-          <w:rFonts w:ascii="Charis SIL Regular" w:hAnsi="Charis SIL Regular" w:eastAsia="Charis SIL Regular"/>
-          <w:b w:val="0"/>
-          <w:i w:val="0"/>
-          <w:color w:val="000000"/>
-          <w:sz w:val="24"/>
-        </w:rPr>
-        <w:hyperlink r:id="rId22" w:history="1">
-          <w:r>
-            <w:rPr>
-              <w:rStyle w:val="Hyperlink"/>
-            </w:rPr>
-            <w:t xml:space="preserve">die </w:t>
-          </w:r>
-        </w:hyperlink>
-      </w:r>
-      <w:r>
-        <w:rPr>
-          <w:u w:val="single" w:color="0000ff"/>
-          <w:rFonts w:ascii="Charis SIL Regular" w:hAnsi="Charis SIL Regular" w:eastAsia="Charis SIL Regular"/>
-          <w:b w:val="0"/>
-          <w:i w:val="0"/>
-          <w:color w:val="000000"/>
-          <w:sz w:val="24"/>
-        </w:rPr>
-        <w:hyperlink r:id="rId22" w:history="1">
-          <w:r>
-            <w:rPr>
-              <w:rStyle w:val="Hyperlink"/>
-            </w:rPr>
-            <w:t>t</w:t>
-          </w:r>
-        </w:hyperlink>
-      </w:r>
-      <w:r>
-        <w:rPr>
-          <w:u w:val="single" w:color="0000ff"/>
-          <w:rFonts w:ascii="Charis SIL Regular" w:hAnsi="Charis SIL Regular" w:eastAsia="Charis SIL Regular"/>
-          <w:b w:val="0"/>
-          <w:i w:val="0"/>
-          <w:color w:val="000000"/>
-          <w:sz w:val="24"/>
-        </w:rPr>
-        <w:hyperlink r:id="rId22" w:history="1">
-          <w:r>
-            <w:rPr>
-              <w:rStyle w:val="Hyperlink"/>
-            </w:rPr>
-            <w:t>ijd</w:t>
-          </w:r>
-        </w:hyperlink>
-      </w:r>
-      <w:r>
-        <w:rPr>
-          <w:u w:val="single" w:color="0000ff"/>
-          <w:rFonts w:ascii="Charis SIL Regular" w:hAnsi="Charis SIL Regular" w:eastAsia="Charis SIL Regular"/>
-          <w:b w:val="0"/>
-          <w:i w:val="0"/>
-          <w:color w:val="000000"/>
-          <w:sz w:val="24"/>
-        </w:rPr>
-        <w:hyperlink r:id="rId22" w:history="1">
-          <w:r>
-            <w:rPr>
-              <w:rStyle w:val="Hyperlink"/>
-            </w:rPr>
-            <w:t>. De der</w:t>
-          </w:r>
-        </w:hyperlink>
-      </w:r>
-      <w:r>
-        <w:rPr>
-          <w:rFonts w:ascii="Charis SIL Regular" w:hAnsi="Charis SIL Regular" w:eastAsia="Charis SIL Regular"/>
-          <w:b w:val="0"/>
-          <w:i w:val="0"/>
-          <w:color w:val="000000"/>
-          <w:sz w:val="24"/>
-        </w:rPr>
-        <w:t xml:space="preserve">de en laatste directeur </w:t>
+        <w:t xml:space="preserve"> verdween nadat zijn zoon </w:t>
       </w:r>
       <w:r>
         <w:rPr>
@@ -3214,7 +2636,7 @@
             <w:rPr>
               <w:rStyle w:val="Hyperlink"/>
             </w:rPr>
-            <w:t>David</w:t>
+            <w:t>Abraham</w:t>
           </w:r>
         </w:hyperlink>
       </w:r>
@@ -3272,6 +2694,224 @@
             <w:rPr>
               <w:rStyle w:val="Hyperlink"/>
             </w:rPr>
+            <w:t>de</w:t>
+          </w:r>
+        </w:hyperlink>
+      </w:r>
+      <w:r>
+        <w:rPr>
+          <w:rFonts w:ascii="Charis SIL Regular" w:hAnsi="Charis SIL Regular" w:eastAsia="Charis SIL Regular"/>
+          <w:b w:val="0"/>
+          <w:i w:val="0"/>
+          <w:color w:val="0000FF"/>
+          <w:sz w:val="24"/>
+          <w:u w:val="single"/>
+        </w:rPr>
+        <w:t xml:space="preserve"> </w:t>
+      </w:r>
+      <w:r>
+        <w:rPr>
+          <w:rFonts w:ascii="Charis SIL Regular" w:hAnsi="Charis SIL Regular" w:eastAsia="Charis SIL Regular"/>
+          <w:b w:val="0"/>
+          <w:i w:val="0"/>
+          <w:color w:val="0000FF"/>
+          <w:sz w:val="24"/>
+          <w:u w:val="single"/>
+        </w:rPr>
+        <w:hyperlink r:id="rId23" w:history="1">
+          <w:r>
+            <w:rPr>
+              <w:rStyle w:val="Hyperlink"/>
+            </w:rPr>
+            <w:t>Kasteele</w:t>
+          </w:r>
+        </w:hyperlink>
+      </w:r>
+      <w:r>
+        <w:rPr>
+          <w:rFonts w:ascii="Charis SIL Regular" w:hAnsi="Charis SIL Regular" w:eastAsia="Charis SIL Regular"/>
+          <w:b w:val="0"/>
+          <w:i w:val="0"/>
+          <w:color w:val="000000"/>
+          <w:sz w:val="24"/>
+        </w:rPr>
+        <w:t xml:space="preserve"> hem opvolgde in</w:t>
+      </w:r>
+      <w:r>
+        <w:rPr>
+          <w:u w:val="single" w:color="0000ff"/>
+          <w:rFonts w:ascii="Charis SIL Regular" w:hAnsi="Charis SIL Regular" w:eastAsia="Charis SIL Regular"/>
+          <w:b w:val="0"/>
+          <w:i w:val="0"/>
+          <w:color w:val="000000"/>
+          <w:sz w:val="24"/>
+        </w:rPr>
+        <w:hyperlink r:id="rId22" w:history="1">
+          <w:r>
+            <w:rPr>
+              <w:rStyle w:val="Hyperlink"/>
+            </w:rPr>
+            <w:t xml:space="preserve"> 1840. </w:t>
+          </w:r>
+        </w:hyperlink>
+      </w:r>
+      <w:r>
+        <w:rPr>
+          <w:u w:val="single" w:color="0000ff"/>
+          <w:rFonts w:ascii="Charis SIL Regular" w:hAnsi="Charis SIL Regular" w:eastAsia="Charis SIL Regular"/>
+          <w:b w:val="0"/>
+          <w:i w:val="0"/>
+          <w:color w:val="000000"/>
+          <w:sz w:val="24"/>
+        </w:rPr>
+        <w:t>Ook</w:t>
+      </w:r>
+      <w:r>
+        <w:rPr>
+          <w:u w:val="single" w:color="0000ff"/>
+          <w:rFonts w:ascii="Charis SIL Regular" w:hAnsi="Charis SIL Regular" w:eastAsia="Charis SIL Regular"/>
+          <w:b w:val="0"/>
+          <w:i w:val="0"/>
+          <w:color w:val="000000"/>
+          <w:sz w:val="24"/>
+        </w:rPr>
+        <w:hyperlink r:id="rId22" w:history="1">
+          <w:r>
+            <w:rPr>
+              <w:rStyle w:val="Hyperlink"/>
+            </w:rPr>
+            <w:t xml:space="preserve"> ve</w:t>
+          </w:r>
+        </w:hyperlink>
+      </w:r>
+      <w:r>
+        <w:rPr>
+          <w:u w:val="single" w:color="0000ff"/>
+          <w:rFonts w:ascii="Charis SIL Regular" w:hAnsi="Charis SIL Regular" w:eastAsia="Charis SIL Regular"/>
+          <w:b w:val="0"/>
+          <w:i w:val="0"/>
+          <w:color w:val="000000"/>
+          <w:sz w:val="24"/>
+        </w:rPr>
+        <w:hyperlink r:id="rId22" w:history="1">
+          <w:r>
+            <w:rPr>
+              <w:rStyle w:val="Hyperlink"/>
+            </w:rPr>
+            <w:t>rdwenen</w:t>
+          </w:r>
+        </w:hyperlink>
+      </w:r>
+      <w:r>
+        <w:rPr>
+          <w:rFonts w:ascii="Charis SIL Regular" w:hAnsi="Charis SIL Regular" w:eastAsia="Charis SIL Regular"/>
+          <w:b w:val="0"/>
+          <w:i w:val="0"/>
+          <w:color w:val="000000"/>
+          <w:sz w:val="24"/>
+        </w:rPr>
+        <w:t xml:space="preserve"> en vergingen er vele voorwerpen in die tijd</w:t>
+      </w:r>
+      <w:r>
+        <w:rPr>
+          <w:u w:val="single" w:color="0000ff"/>
+          <w:rFonts w:ascii="Charis SIL Regular" w:hAnsi="Charis SIL Regular" w:eastAsia="Charis SIL Regular"/>
+          <w:b w:val="0"/>
+          <w:i w:val="0"/>
+          <w:color w:val="000000"/>
+          <w:sz w:val="24"/>
+        </w:rPr>
+        <w:hyperlink r:id="rId23" w:history="1">
+          <w:r>
+            <w:rPr>
+              <w:rStyle w:val="Hyperlink"/>
+            </w:rPr>
+            <w:t>. De der</w:t>
+          </w:r>
+        </w:hyperlink>
+      </w:r>
+      <w:r>
+        <w:rPr>
+          <w:rFonts w:ascii="Charis SIL Regular" w:hAnsi="Charis SIL Regular" w:eastAsia="Charis SIL Regular"/>
+          <w:b w:val="0"/>
+          <w:i w:val="0"/>
+          <w:color w:val="000000"/>
+          <w:sz w:val="24"/>
+        </w:rPr>
+        <w:t xml:space="preserve">de en laatste directeur </w:t>
+      </w:r>
+      <w:r>
+        <w:rPr>
+          <w:rFonts w:ascii="Charis SIL Regular" w:hAnsi="Charis SIL Regular" w:eastAsia="Charis SIL Regular"/>
+          <w:b w:val="0"/>
+          <w:i w:val="0"/>
+          <w:color w:val="0000FF"/>
+          <w:sz w:val="24"/>
+          <w:u w:val="single"/>
+        </w:rPr>
+        <w:hyperlink r:id="rId24" w:history="1">
+          <w:r>
+            <w:rPr>
+              <w:rStyle w:val="Hyperlink"/>
+            </w:rPr>
+            <w:t>David</w:t>
+          </w:r>
+        </w:hyperlink>
+      </w:r>
+      <w:r>
+        <w:rPr>
+          <w:rFonts w:ascii="Charis SIL Regular" w:hAnsi="Charis SIL Regular" w:eastAsia="Charis SIL Regular"/>
+          <w:b w:val="0"/>
+          <w:i w:val="0"/>
+          <w:color w:val="0000FF"/>
+          <w:sz w:val="24"/>
+          <w:u w:val="single"/>
+        </w:rPr>
+        <w:t xml:space="preserve"> </w:t>
+      </w:r>
+      <w:r>
+        <w:rPr>
+          <w:rFonts w:ascii="Charis SIL Regular" w:hAnsi="Charis SIL Regular" w:eastAsia="Charis SIL Regular"/>
+          <w:b w:val="0"/>
+          <w:i w:val="0"/>
+          <w:color w:val="0000FF"/>
+          <w:sz w:val="24"/>
+          <w:u w:val="single"/>
+        </w:rPr>
+        <w:hyperlink r:id="rId24" w:history="1">
+          <w:r>
+            <w:rPr>
+              <w:rStyle w:val="Hyperlink"/>
+            </w:rPr>
+            <w:t>van</w:t>
+          </w:r>
+        </w:hyperlink>
+      </w:r>
+      <w:r>
+        <w:rPr>
+          <w:rFonts w:ascii="Charis SIL Regular" w:hAnsi="Charis SIL Regular" w:eastAsia="Charis SIL Regular"/>
+          <w:b w:val="0"/>
+          <w:i w:val="0"/>
+          <w:color w:val="0000FF"/>
+          <w:sz w:val="24"/>
+          <w:u w:val="single"/>
+        </w:rPr>
+        <w:t xml:space="preserve"> </w:t>
+      </w:r>
+      <w:r>
+        <w:rPr>
+          <w:rFonts w:ascii="Charis SIL Regular" w:hAnsi="Charis SIL Regular" w:eastAsia="Charis SIL Regular"/>
+          <w:b w:val="0"/>
+          <w:i w:val="0"/>
+          <w:color w:val="0000FF"/>
+          <w:sz w:val="24"/>
+          <w:u w:val="single"/>
+        </w:rPr>
+        <w:hyperlink r:id="rId24" w:history="1">
+          <w:r>
+            <w:rPr>
+              <w:rStyle w:val="Hyperlink"/>
+            </w:rPr>
             <w:t>der</w:t>
           </w:r>
         </w:hyperlink>
@@ -3296,7 +2936,7 @@
           <w:sz w:val="24"/>
           <w:u w:val="single"/>
         </w:rPr>
-        <w:hyperlink r:id="rId23" w:history="1">
+        <w:hyperlink r:id="rId24" w:history="1">
           <w:r>
             <w:rPr>
               <w:rStyle w:val="Hyperlink"/>
@@ -3324,12 +2964,23 @@
           <w:color w:val="000000"/>
           <w:sz w:val="24"/>
         </w:rPr>
-        <w:hyperlink r:id="rId23" w:history="1">
+        <w:t>het bo</w:t>
+      </w:r>
+      <w:r>
+        <w:rPr>
+          <w:u w:val="single" w:color="0000ff"/>
+          <w:rFonts w:ascii="Charis SIL Regular" w:hAnsi="Charis SIL Regular" w:eastAsia="Charis SIL Regular"/>
+          <w:b w:val="0"/>
+          <w:i w:val="0"/>
+          <w:color w:val="000000"/>
+          <w:sz w:val="24"/>
+        </w:rPr>
+        <w:hyperlink r:id="rId24" w:history="1">
           <w:r>
             <w:rPr>
               <w:rStyle w:val="Hyperlink"/>
             </w:rPr>
-            <w:t>het bo</w:t>
+            <w:t>ek v</w:t>
           </w:r>
         </w:hyperlink>
       </w:r>
@@ -3342,18 +2993,7 @@
           <w:color w:val="000000"/>
           <w:sz w:val="24"/>
         </w:rPr>
-        <w:t>ek v</w:t>
-      </w:r>
-      <w:r>
-        <w:rPr>
-          <w:u w:val="single" w:color="0000ff"/>
-          <w:rFonts w:ascii="Charis SIL Regular" w:hAnsi="Charis SIL Regular" w:eastAsia="Charis SIL Regular"/>
-          <w:b w:val="0"/>
-          <w:i w:val="0"/>
-          <w:color w:val="000000"/>
-          <w:sz w:val="24"/>
-        </w:rPr>
-        <w:hyperlink r:id="rId23" w:history="1">
+        <w:hyperlink r:id="rId24" w:history="1">
           <w:r>
             <w:rPr>
               <w:rStyle w:val="Hyperlink"/>
@@ -3382,7 +3022,7 @@
           <w:color w:val="000000"/>
           <w:sz w:val="24"/>
         </w:rPr>
-        <w:hyperlink r:id="rId23" w:history="1">
+        <w:hyperlink r:id="rId24" w:history="1">
           <w:r>
             <w:rPr>
               <w:rStyle w:val="Hyperlink"/>
@@ -3410,7 +3050,7 @@
           <w:sz w:val="24"/>
           <w:u w:val="single"/>
         </w:rPr>
-        <w:hyperlink r:id="rId24" w:history="1">
+        <w:hyperlink r:id="rId25" w:history="1">
           <w:r>
             <w:rPr>
               <w:rStyle w:val="Hyperlink"/>
@@ -3439,7 +3079,7 @@
           <w:sz w:val="24"/>
           <w:u w:val="single"/>
         </w:rPr>
-        <w:hyperlink r:id="rId24" w:history="1">
+        <w:hyperlink r:id="rId25" w:history="1">
           <w:r>
             <w:rPr>
               <w:rStyle w:val="Hyperlink"/>
@@ -3488,7 +3128,7 @@
           <w:color w:val="000000"/>
           <w:sz w:val="24"/>
         </w:rPr>
-        <w:hyperlink r:id="rId24" w:history="1">
+        <w:hyperlink r:id="rId25" w:history="1">
           <w:r>
             <w:rPr>
               <w:rStyle w:val="Hyperlink"/>
@@ -3506,7 +3146,7 @@
           <w:color w:val="000000"/>
           <w:sz w:val="24"/>
         </w:rPr>
-        <w:hyperlink r:id="rId24" w:history="1">
+        <w:hyperlink r:id="rId25" w:history="1">
           <w:r>
             <w:rPr>
               <w:rStyle w:val="Hyperlink"/>
@@ -3577,7 +3217,7 @@
           <w:sz w:val="24"/>
           <w:u w:val="single"/>
         </w:rPr>
-        <w:hyperlink r:id="rId25" w:history="1">
+        <w:hyperlink r:id="rId26" w:history="1">
           <w:r>
             <w:rPr>
               <w:rStyle w:val="Hyperlink"/>
@@ -3624,7 +3264,7 @@
           <w:sz w:val="24"/>
           <w:u w:val="single"/>
         </w:rPr>
-        <w:hyperlink r:id="rId25" w:history="1">
+        <w:hyperlink r:id="rId26" w:history="1">
           <w:r>
             <w:rPr>
               <w:rStyle w:val="Hyperlink"/>
@@ -3653,7 +3293,7 @@
           <w:sz w:val="24"/>
           <w:u w:val="single"/>
         </w:rPr>
-        <w:hyperlink r:id="rId25" w:history="1">
+        <w:hyperlink r:id="rId26" w:history="1">
           <w:r>
             <w:rPr>
               <w:rStyle w:val="Hyperlink"/>
@@ -3681,7 +3321,7 @@
           <w:color w:val="000000"/>
           <w:sz w:val="24"/>
         </w:rPr>
-        <w:hyperlink r:id="rId25" w:history="1">
+        <w:hyperlink r:id="rId26" w:history="1">
           <w:r>
             <w:rPr>
               <w:rStyle w:val="Hyperlink"/>
@@ -3699,7 +3339,7 @@
           <w:color w:val="000000"/>
           <w:sz w:val="24"/>
         </w:rPr>
-        <w:hyperlink r:id="rId25" w:history="1">
+        <w:hyperlink r:id="rId26" w:history="1">
           <w:r>
             <w:rPr>
               <w:rStyle w:val="Hyperlink"/>
@@ -3717,7 +3357,7 @@
           <w:color w:val="000000"/>
           <w:sz w:val="24"/>
         </w:rPr>
-        <w:hyperlink r:id="rId25" w:history="1">
+        <w:hyperlink r:id="rId26" w:history="1">
           <w:r>
             <w:rPr>
               <w:rStyle w:val="Hyperlink"/>
@@ -3795,7 +3435,7 @@
           <w:sz w:val="24"/>
           <w:u w:val="single"/>
         </w:rPr>
-        <w:hyperlink r:id="rId26" w:history="1">
+        <w:hyperlink r:id="rId27" w:history="1">
           <w:r>
             <w:rPr>
               <w:rStyle w:val="Hyperlink"/>
@@ -3824,7 +3464,7 @@
           <w:sz w:val="24"/>
           <w:u w:val="single"/>
         </w:rPr>
-        <w:hyperlink r:id="rId26" w:history="1">
+        <w:hyperlink r:id="rId27" w:history="1">
           <w:r>
             <w:rPr>
               <w:rStyle w:val="Hyperlink"/>
@@ -3862,7 +3502,14 @@
           <w:color w:val="000000"/>
           <w:sz w:val="24"/>
         </w:rPr>
-        <w:t>n die relev</w:t>
+        <w:hyperlink r:id="rId27" w:history="1">
+          <w:r>
+            <w:rPr>
+              <w:rStyle w:val="Hyperlink"/>
+            </w:rPr>
+            <w:t>n die relev</w:t>
+          </w:r>
+        </w:hyperlink>
       </w:r>
       <w:r>
         <w:rPr>
@@ -3873,7 +3520,7 @@
           <w:color w:val="000000"/>
           <w:sz w:val="24"/>
         </w:rPr>
-        <w:hyperlink r:id="rId26" w:history="1">
+        <w:hyperlink r:id="rId27" w:history="1">
           <w:r>
             <w:rPr>
               <w:rStyle w:val="Hyperlink"/>
@@ -3911,7 +3558,7 @@
           <w:sz w:val="24"/>
           <w:u w:val="single"/>
         </w:rPr>
-        <w:hyperlink r:id="rId27" w:history="1">
+        <w:hyperlink r:id="rId28" w:history="1">
           <w:r>
             <w:rPr>
               <w:rStyle w:val="Hyperlink"/>
@@ -3949,7 +3596,7 @@
           <w:color w:val="000000"/>
           <w:sz w:val="24"/>
         </w:rPr>
-        <w:hyperlink r:id="rId27" w:history="1">
+        <w:hyperlink r:id="rId28" w:history="1">
           <w:r>
             <w:rPr>
               <w:rStyle w:val="Hyperlink"/>
@@ -4210,7 +3857,7 @@
           <w:sz w:val="24"/>
           <w:u w:val="single"/>
         </w:rPr>
-        <w:t>Ethnografisch Muse</w:t>
+        <w:t>Ethnografisch Museu</w:t>
       </w:r>
       <w:r>
         <w:rPr>
@@ -4221,7 +3868,7 @@
           <w:sz w:val="24"/>
           <w:u w:val="single"/>
         </w:rPr>
-        <w:t>u</w:t>
+        <w:t>m Arti</w:t>
       </w:r>
       <w:r>
         <w:rPr>
@@ -4230,9 +3877,8 @@
           <w:i w:val="0"/>
           <w:color w:val="0000FF"/>
           <w:sz w:val="24"/>
-          <w:u w:val="single"/>
-        </w:rPr>
-        <w:t>m Artis</w:t>
+        </w:rPr>
+        <w:t>s</w:t>
       </w:r>
       <w:r>
         <w:br/>
@@ -4435,7 +4081,7 @@
           <w:color w:val="0000FF"/>
           <w:sz w:val="24"/>
         </w:rPr>
-        <w:hyperlink r:id="rId28" w:history="1">
+        <w:hyperlink r:id="rId29" w:history="1">
           <w:r>
             <w:rPr>
               <w:rStyle w:val="Hyperlink"/>
@@ -4452,7 +4098,7 @@
           <w:color w:val="0000FF"/>
           <w:sz w:val="24"/>
         </w:rPr>
-        <w:hyperlink r:id="rId28" w:history="1">
+        <w:hyperlink r:id="rId29" w:history="1">
           <w:r>
             <w:rPr>
               <w:rStyle w:val="Hyperlink"/>
@@ -4570,7 +4216,7 @@
           <w:sz w:val="24"/>
           <w:u w:val="single"/>
         </w:rPr>
-        <w:hyperlink r:id="rId29" w:history="1">
+        <w:hyperlink r:id="rId30" w:history="1">
           <w:r>
             <w:rPr>
               <w:rStyle w:val="Hyperlink"/>
@@ -4588,7 +4234,7 @@
           <w:sz w:val="24"/>
           <w:u w:val="single"/>
         </w:rPr>
-        <w:hyperlink r:id="rId29" w:history="1">
+        <w:hyperlink r:id="rId30" w:history="1">
           <w:r>
             <w:rPr>
               <w:rStyle w:val="Hyperlink"/>
@@ -4606,7 +4252,7 @@
           <w:sz w:val="24"/>
           <w:u w:val="single"/>
         </w:rPr>
-        <w:hyperlink r:id="rId29" w:history="1">
+        <w:hyperlink r:id="rId30" w:history="1">
           <w:r>
             <w:rPr>
               <w:rStyle w:val="Hyperlink"/>
@@ -4624,7 +4270,7 @@
           <w:sz w:val="24"/>
           <w:u w:val="single"/>
         </w:rPr>
-        <w:hyperlink r:id="rId29" w:history="1">
+        <w:hyperlink r:id="rId30" w:history="1">
           <w:r>
             <w:rPr>
               <w:rStyle w:val="Hyperlink"/>
@@ -4642,7 +4288,7 @@
           <w:sz w:val="24"/>
           <w:u w:val="single"/>
         </w:rPr>
-        <w:hyperlink r:id="rId29" w:history="1">
+        <w:hyperlink r:id="rId30" w:history="1">
           <w:r>
             <w:rPr>
               <w:rStyle w:val="Hyperlink"/>
@@ -4660,7 +4306,7 @@
           <w:sz w:val="24"/>
           <w:u w:val="single"/>
         </w:rPr>
-        <w:hyperlink r:id="rId29" w:history="1">
+        <w:hyperlink r:id="rId30" w:history="1">
           <w:r>
             <w:rPr>
               <w:rStyle w:val="Hyperlink"/>
@@ -4678,7 +4324,7 @@
           <w:sz w:val="24"/>
           <w:u w:val="single"/>
         </w:rPr>
-        <w:hyperlink r:id="rId29" w:history="1">
+        <w:hyperlink r:id="rId30" w:history="1">
           <w:r>
             <w:rPr>
               <w:rStyle w:val="Hyperlink"/>
@@ -4696,7 +4342,7 @@
           <w:sz w:val="24"/>
           <w:u w:val="single"/>
         </w:rPr>
-        <w:hyperlink r:id="rId29" w:history="1">
+        <w:hyperlink r:id="rId30" w:history="1">
           <w:r>
             <w:rPr>
               <w:rStyle w:val="Hyperlink"/>
@@ -4714,7 +4360,7 @@
           <w:sz w:val="24"/>
           <w:u w:val="single"/>
         </w:rPr>
-        <w:hyperlink r:id="rId29" w:history="1">
+        <w:hyperlink r:id="rId30" w:history="1">
           <w:r>
             <w:rPr>
               <w:rStyle w:val="Hyperlink"/>
@@ -4874,7 +4520,7 @@
           <w:sz w:val="24"/>
           <w:u w:val="single"/>
         </w:rPr>
-        <w:hyperlink r:id="rId30" w:history="1">
+        <w:hyperlink r:id="rId31" w:history="1">
           <w:r>
             <w:rPr>
               <w:rStyle w:val="Hyperlink"/>
@@ -4892,7 +4538,7 @@
           <w:sz w:val="24"/>
           <w:u w:val="single"/>
         </w:rPr>
-        <w:hyperlink r:id="rId30" w:history="1">
+        <w:hyperlink r:id="rId31" w:history="1">
           <w:r>
             <w:rPr>
               <w:rStyle w:val="Hyperlink"/>
@@ -4910,7 +4556,7 @@
           <w:sz w:val="24"/>
           <w:u w:val="single"/>
         </w:rPr>
-        <w:hyperlink r:id="rId30" w:history="1">
+        <w:hyperlink r:id="rId31" w:history="1">
           <w:r>
             <w:rPr>
               <w:rStyle w:val="Hyperlink"/>
@@ -4928,7 +4574,7 @@
           <w:sz w:val="24"/>
           <w:u w:val="single"/>
         </w:rPr>
-        <w:hyperlink r:id="rId30" w:history="1">
+        <w:hyperlink r:id="rId31" w:history="1">
           <w:r>
             <w:rPr>
               <w:rStyle w:val="Hyperlink"/>
@@ -4946,7 +4592,7 @@
           <w:sz w:val="24"/>
           <w:u w:val="single"/>
         </w:rPr>
-        <w:hyperlink r:id="rId30" w:history="1">
+        <w:hyperlink r:id="rId31" w:history="1">
           <w:r>
             <w:rPr>
               <w:rStyle w:val="Hyperlink"/>
@@ -4964,7 +4610,7 @@
           <w:sz w:val="24"/>
           <w:u w:val="single"/>
         </w:rPr>
-        <w:hyperlink r:id="rId30" w:history="1">
+        <w:hyperlink r:id="rId31" w:history="1">
           <w:r>
             <w:rPr>
               <w:rStyle w:val="Hyperlink"/>
@@ -4982,7 +4628,7 @@
           <w:sz w:val="24"/>
           <w:u w:val="single"/>
         </w:rPr>
-        <w:hyperlink r:id="rId30" w:history="1">
+        <w:hyperlink r:id="rId31" w:history="1">
           <w:r>
             <w:rPr>
               <w:rStyle w:val="Hyperlink"/>
@@ -5090,7 +4736,7 @@
           <w:sz w:val="24"/>
           <w:u w:val="single"/>
         </w:rPr>
-        <w:hyperlink r:id="rId31" w:history="1">
+        <w:hyperlink r:id="rId32" w:history="1">
           <w:r>
             <w:rPr>
               <w:rStyle w:val="Hyperlink"/>
@@ -5108,7 +4754,7 @@
           <w:sz w:val="24"/>
           <w:u w:val="single"/>
         </w:rPr>
-        <w:hyperlink r:id="rId31" w:history="1">
+        <w:hyperlink r:id="rId32" w:history="1">
           <w:r>
             <w:rPr>
               <w:rStyle w:val="Hyperlink"/>
@@ -5126,7 +4772,7 @@
           <w:sz w:val="24"/>
           <w:u w:val="single"/>
         </w:rPr>
-        <w:hyperlink r:id="rId31" w:history="1">
+        <w:hyperlink r:id="rId32" w:history="1">
           <w:r>
             <w:rPr>
               <w:rStyle w:val="Hyperlink"/>
@@ -5144,7 +4790,7 @@
           <w:sz w:val="24"/>
           <w:u w:val="single"/>
         </w:rPr>
-        <w:hyperlink r:id="rId31" w:history="1">
+        <w:hyperlink r:id="rId32" w:history="1">
           <w:r>
             <w:rPr>
               <w:rStyle w:val="Hyperlink"/>
@@ -5162,7 +4808,7 @@
           <w:sz w:val="24"/>
           <w:u w:val="single"/>
         </w:rPr>
-        <w:hyperlink r:id="rId31" w:history="1">
+        <w:hyperlink r:id="rId32" w:history="1">
           <w:r>
             <w:rPr>
               <w:rStyle w:val="Hyperlink"/>
@@ -5180,7 +4826,7 @@
           <w:sz w:val="24"/>
           <w:u w:val="single"/>
         </w:rPr>
-        <w:hyperlink r:id="rId31" w:history="1">
+        <w:hyperlink r:id="rId32" w:history="1">
           <w:r>
             <w:rPr>
               <w:rStyle w:val="Hyperlink"/>
@@ -5198,7 +4844,7 @@
           <w:sz w:val="24"/>
           <w:u w:val="single"/>
         </w:rPr>
-        <w:hyperlink r:id="rId31" w:history="1">
+        <w:hyperlink r:id="rId32" w:history="1">
           <w:r>
             <w:rPr>
               <w:rStyle w:val="Hyperlink"/>
@@ -5214,8 +4860,9 @@
           <w:i w:val="0"/>
           <w:color w:val="0000FF"/>
           <w:sz w:val="24"/>
-        </w:rPr>
-        <w:hyperlink r:id="rId31" w:history="1">
+          <w:u w:val="single"/>
+        </w:rPr>
+        <w:hyperlink r:id="rId32" w:history="1">
           <w:r>
             <w:rPr>
               <w:rStyle w:val="Hyperlink"/>
@@ -5232,7 +4879,7 @@
           <w:color w:val="0000FF"/>
           <w:sz w:val="24"/>
         </w:rPr>
-        <w:hyperlink r:id="rId31" w:history="1">
+        <w:hyperlink r:id="rId32" w:history="1">
           <w:r>
             <w:rPr>
               <w:rStyle w:val="Hyperlink"/>
@@ -5260,7 +4907,7 @@
           <w:sz w:val="24"/>
           <w:u w:val="single"/>
         </w:rPr>
-        <w:hyperlink r:id="rId31" w:history="1">
+        <w:hyperlink r:id="rId32" w:history="1">
           <w:r>
             <w:rPr>
               <w:rStyle w:val="Hyperlink"/>
@@ -5278,7 +4925,7 @@
           <w:sz w:val="24"/>
           <w:u w:val="single"/>
         </w:rPr>
-        <w:hyperlink r:id="rId31" w:history="1">
+        <w:hyperlink r:id="rId32" w:history="1">
           <w:r>
             <w:rPr>
               <w:rStyle w:val="Hyperlink"/>
@@ -5385,7 +5032,7 @@
           <w:color w:val="0000FF"/>
           <w:sz w:val="24"/>
         </w:rPr>
-        <w:hyperlink r:id="rId32" w:history="1">
+        <w:hyperlink r:id="rId33" w:history="1">
           <w:r>
             <w:rPr>
               <w:rStyle w:val="Hyperlink"/>
@@ -5402,7 +5049,7 @@
           <w:color w:val="0000FF"/>
           <w:sz w:val="24"/>
         </w:rPr>
-        <w:hyperlink r:id="rId32" w:history="1">
+        <w:hyperlink r:id="rId33" w:history="1">
           <w:r>
             <w:rPr>
               <w:rStyle w:val="Hyperlink"/>
@@ -5512,7 +5159,7 @@
           <w:color w:val="0000FF"/>
           <w:sz w:val="24"/>
         </w:rPr>
-        <w:hyperlink r:id="rId33" w:history="1">
+        <w:hyperlink r:id="rId34" w:history="1">
           <w:r>
             <w:rPr>
               <w:rStyle w:val="Hyperlink"/>
@@ -5529,7 +5176,7 @@
           <w:color w:val="0000FF"/>
           <w:sz w:val="24"/>
         </w:rPr>
-        <w:hyperlink r:id="rId33" w:history="1">
+        <w:hyperlink r:id="rId34" w:history="1">
           <w:r>
             <w:rPr>
               <w:rStyle w:val="Hyperlink"/>
@@ -5646,7 +5293,7 @@
           <w:color w:val="0000FF"/>
           <w:sz w:val="24"/>
         </w:rPr>
-        <w:hyperlink r:id="rId34" w:history="1">
+        <w:hyperlink r:id="rId35" w:history="1">
           <w:r>
             <w:rPr>
               <w:rStyle w:val="Hyperlink"/>
@@ -5663,7 +5310,7 @@
           <w:color w:val="0000FF"/>
           <w:sz w:val="24"/>
         </w:rPr>
-        <w:hyperlink r:id="rId34" w:history="1">
+        <w:hyperlink r:id="rId35" w:history="1">
           <w:r>
             <w:rPr>
               <w:rStyle w:val="Hyperlink"/>
@@ -5823,7 +5470,7 @@
           <w:sz w:val="24"/>
           <w:u w:val="single"/>
         </w:rPr>
-        <w:hyperlink r:id="rId24" w:history="1">
+        <w:hyperlink r:id="rId25" w:history="1">
           <w:r>
             <w:rPr>
               <w:rStyle w:val="Hyperlink"/>
@@ -5841,7 +5488,7 @@
           <w:sz w:val="24"/>
           <w:u w:val="single"/>
         </w:rPr>
-        <w:hyperlink r:id="rId24" w:history="1">
+        <w:hyperlink r:id="rId25" w:history="1">
           <w:r>
             <w:rPr>
               <w:rStyle w:val="Hyperlink"/>
@@ -5859,7 +5506,7 @@
           <w:sz w:val="24"/>
           <w:u w:val="single"/>
         </w:rPr>
-        <w:hyperlink r:id="rId24" w:history="1">
+        <w:hyperlink r:id="rId25" w:history="1">
           <w:r>
             <w:rPr>
               <w:rStyle w:val="Hyperlink"/>
@@ -5877,7 +5524,7 @@
           <w:sz w:val="24"/>
           <w:u w:val="single"/>
         </w:rPr>
-        <w:hyperlink r:id="rId24" w:history="1">
+        <w:hyperlink r:id="rId25" w:history="1">
           <w:r>
             <w:rPr>
               <w:rStyle w:val="Hyperlink"/>
@@ -5905,7 +5552,7 @@
           <w:sz w:val="24"/>
           <w:u w:val="single"/>
         </w:rPr>
-        <w:hyperlink r:id="rId35" w:history="1">
+        <w:hyperlink r:id="rId25" w:history="1">
           <w:r>
             <w:rPr>
               <w:rStyle w:val="Hyperlink"/>
@@ -5923,7 +5570,7 @@
           <w:sz w:val="24"/>
           <w:u w:val="single"/>
         </w:rPr>
-        <w:hyperlink r:id="rId35" w:history="1">
+        <w:hyperlink r:id="rId25" w:history="1">
           <w:r>
             <w:rPr>
               <w:rStyle w:val="Hyperlink"/>
@@ -5952,7 +5599,7 @@
           <w:sz w:val="24"/>
           <w:u w:val="single"/>
         </w:rPr>
-        <w:hyperlink r:id="rId35" w:history="1">
+        <w:hyperlink r:id="rId25" w:history="1">
           <w:r>
             <w:rPr>
               <w:rStyle w:val="Hyperlink"/>
@@ -6196,7 +5843,7 @@
           <w:sz w:val="24"/>
           <w:u w:val="single"/>
         </w:rPr>
-        <w:hyperlink r:id="rId36" w:history="1">
+        <w:hyperlink r:id="rId37" w:history="1">
           <w:r>
             <w:rPr>
               <w:rStyle w:val="Hyperlink"/>

--- a/EXPORTS/DOCX/published/niveau3/Dutch/KKZ.docx
+++ b/EXPORTS/DOCX/published/niveau3/Dutch/KKZ.docx
@@ -266,13 +266,39 @@
       </w:r>
       <w:r>
         <w:rPr>
+          <w:u w:val="single" w:color="0000ff"/>
           <w:rFonts w:ascii="Charis SIL Regular" w:hAnsi="Charis SIL Regular" w:eastAsia="Charis SIL Regular"/>
           <w:b w:val="0"/>
           <w:i w:val="0"/>
           <w:color w:val="000000"/>
           <w:sz w:val="24"/>
         </w:rPr>
-        <w:t>lerlei vo</w:t>
+        <w:hyperlink r:id="rId9" w:history="1">
+          <w:r>
+            <w:rPr>
+              <w:rStyle w:val="Hyperlink"/>
+            </w:rPr>
+            <w:t>l</w:t>
+          </w:r>
+        </w:hyperlink>
+      </w:r>
+      <w:r>
+        <w:rPr>
+          <w:u w:val="single" w:color="0000ff"/>
+          <w:rFonts w:ascii="Charis SIL Regular" w:hAnsi="Charis SIL Regular" w:eastAsia="Charis SIL Regular"/>
+          <w:b w:val="0"/>
+          <w:i w:val="0"/>
+          <w:color w:val="000000"/>
+          <w:sz w:val="24"/>
+        </w:rPr>
+        <w:hyperlink r:id="rId9" w:history="1">
+          <w:r>
+            <w:rPr>
+              <w:rStyle w:val="Hyperlink"/>
+            </w:rPr>
+            <w:t>erlei vo</w:t>
+          </w:r>
+        </w:hyperlink>
       </w:r>
       <w:r>
         <w:rPr>
@@ -457,7 +483,14 @@
           <w:color w:val="000000"/>
           <w:sz w:val="24"/>
         </w:rPr>
-        <w:t xml:space="preserve">tuur </w:t>
+        <w:hyperlink r:id="rId10" w:history="1">
+          <w:r>
+            <w:rPr>
+              <w:rStyle w:val="Hyperlink"/>
+            </w:rPr>
+            <w:t xml:space="preserve">tuur </w:t>
+          </w:r>
+        </w:hyperlink>
       </w:r>
       <w:r>
         <w:rPr>
@@ -675,25 +708,18 @@
           <w:color w:val="000000"/>
           <w:sz w:val="24"/>
         </w:rPr>
+        <w:t xml:space="preserve">nd </w:t>
+      </w:r>
+      <w:r>
+        <w:rPr>
+          <w:rFonts w:ascii="Charis SIL Regular" w:hAnsi="Charis SIL Regular" w:eastAsia="Charis SIL Regular"/>
+          <w:b w:val="0"/>
+          <w:i w:val="0"/>
+          <w:color w:val="0000FF"/>
+          <w:sz w:val="24"/>
+          <w:u w:val="single"/>
+        </w:rPr>
         <w:hyperlink r:id="rId11" w:history="1">
-          <w:r>
-            <w:rPr>
-              <w:rStyle w:val="Hyperlink"/>
-            </w:rPr>
-            <w:t xml:space="preserve">nd </w:t>
-          </w:r>
-        </w:hyperlink>
-      </w:r>
-      <w:r>
-        <w:rPr>
-          <w:rFonts w:ascii="Charis SIL Regular" w:hAnsi="Charis SIL Regular" w:eastAsia="Charis SIL Regular"/>
-          <w:b w:val="0"/>
-          <w:i w:val="0"/>
-          <w:color w:val="0000FF"/>
-          <w:sz w:val="24"/>
-          <w:u w:val="single"/>
-        </w:rPr>
-        <w:hyperlink r:id="rId12" w:history="1">
           <w:r>
             <w:rPr>
               <w:rStyle w:val="Hyperlink"/>
@@ -965,7 +991,25 @@
           <w:color w:val="000000"/>
           <w:sz w:val="24"/>
         </w:rPr>
-        <w:t>egde hier d</w:t>
+        <w:t>egde</w:t>
+      </w:r>
+      <w:r>
+        <w:rPr>
+          <w:u w:val="single" w:color="0000ff"/>
+          <w:rFonts w:ascii="Charis SIL Regular" w:hAnsi="Charis SIL Regular" w:eastAsia="Charis SIL Regular"/>
+          <w:b w:val="0"/>
+          <w:i w:val="0"/>
+          <w:color w:val="000000"/>
+          <w:sz w:val="24"/>
+        </w:rPr>
+        <w:hyperlink r:id="rId13" w:history="1">
+          <w:r>
+            <w:rPr>
+              <w:rStyle w:val="Hyperlink"/>
+            </w:rPr>
+            <w:t xml:space="preserve"> hier d</w:t>
+          </w:r>
+        </w:hyperlink>
       </w:r>
       <w:r>
         <w:rPr>
@@ -1612,14 +1656,7 @@
           <w:sz w:val="24"/>
           <w:u w:val="single"/>
         </w:rPr>
-        <w:hyperlink r:id="rId16" w:history="1">
-          <w:r>
-            <w:rPr>
-              <w:rStyle w:val="Hyperlink"/>
-            </w:rPr>
-            <w:t>Rijksmu</w:t>
-          </w:r>
-        </w:hyperlink>
+        <w:t>Rijksmu</w:t>
       </w:r>
       <w:r>
         <w:rPr>
@@ -1742,23 +1779,95 @@
       </w:r>
       <w:r>
         <w:rPr>
+          <w:u w:val="single" w:color="0000ff"/>
           <w:rFonts w:ascii="Charis SIL Regular" w:hAnsi="Charis SIL Regular" w:eastAsia="Charis SIL Regular"/>
           <w:b w:val="0"/>
           <w:i w:val="0"/>
           <w:color w:val="000000"/>
           <w:sz w:val="24"/>
         </w:rPr>
-        <w:t xml:space="preserve">ntallen voorwerpen </w:t>
-      </w:r>
-      <w:r>
-        <w:rPr>
+        <w:hyperlink r:id="rId15" w:history="1">
+          <w:r>
+            <w:rPr>
+              <w:rStyle w:val="Hyperlink"/>
+            </w:rPr>
+            <w:t>n</w:t>
+          </w:r>
+        </w:hyperlink>
+      </w:r>
+      <w:r>
+        <w:rPr>
+          <w:u w:val="single" w:color="0000ff"/>
           <w:rFonts w:ascii="Charis SIL Regular" w:hAnsi="Charis SIL Regular" w:eastAsia="Charis SIL Regular"/>
           <w:b w:val="0"/>
           <w:i w:val="0"/>
           <w:color w:val="000000"/>
           <w:sz w:val="24"/>
         </w:rPr>
-        <w:t xml:space="preserve">werden overgedragen aan het </w:t>
+        <w:hyperlink r:id="rId15" w:history="1">
+          <w:r>
+            <w:rPr>
+              <w:rStyle w:val="Hyperlink"/>
+            </w:rPr>
+            <w:t>tallen voorw</w:t>
+          </w:r>
+        </w:hyperlink>
+      </w:r>
+      <w:r>
+        <w:rPr>
+          <w:u w:val="single" w:color="0000ff"/>
+          <w:rFonts w:ascii="Charis SIL Regular" w:hAnsi="Charis SIL Regular" w:eastAsia="Charis SIL Regular"/>
+          <w:b w:val="0"/>
+          <w:i w:val="0"/>
+          <w:color w:val="000000"/>
+          <w:sz w:val="24"/>
+        </w:rPr>
+        <w:hyperlink r:id="rId15" w:history="1">
+          <w:r>
+            <w:rPr>
+              <w:rStyle w:val="Hyperlink"/>
+            </w:rPr>
+            <w:t>erp</w:t>
+          </w:r>
+        </w:hyperlink>
+      </w:r>
+      <w:r>
+        <w:rPr>
+          <w:rFonts w:ascii="Charis SIL Regular" w:hAnsi="Charis SIL Regular" w:eastAsia="Charis SIL Regular"/>
+          <w:b w:val="0"/>
+          <w:i w:val="0"/>
+          <w:color w:val="000000"/>
+          <w:sz w:val="24"/>
+        </w:rPr>
+        <w:t xml:space="preserve">en </w:t>
+      </w:r>
+      <w:r>
+        <w:rPr>
+          <w:u w:val="single" w:color="0000ff"/>
+          <w:rFonts w:ascii="Charis SIL Regular" w:hAnsi="Charis SIL Regular" w:eastAsia="Charis SIL Regular"/>
+          <w:b w:val="0"/>
+          <w:i w:val="0"/>
+          <w:color w:val="000000"/>
+          <w:sz w:val="24"/>
+        </w:rPr>
+        <w:hyperlink r:id="rId15" w:history="1">
+          <w:r>
+            <w:rPr>
+              <w:rStyle w:val="Hyperlink"/>
+            </w:rPr>
+            <w:t>werde</w:t>
+          </w:r>
+        </w:hyperlink>
+      </w:r>
+      <w:r>
+        <w:rPr>
+          <w:rFonts w:ascii="Charis SIL Regular" w:hAnsi="Charis SIL Regular" w:eastAsia="Charis SIL Regular"/>
+          <w:b w:val="0"/>
+          <w:i w:val="0"/>
+          <w:color w:val="000000"/>
+          <w:sz w:val="24"/>
+        </w:rPr>
+        <w:t xml:space="preserve">n overgedragen aan het </w:t>
       </w:r>
       <w:r>
         <w:rPr>
@@ -1767,8 +1876,63 @@
           <w:i w:val="0"/>
           <w:color w:val="0000FF"/>
           <w:sz w:val="24"/>
-        </w:rPr>
-        <w:t>Rijksmuseum voor</w:t>
+          <w:u w:val="single"/>
+        </w:rPr>
+        <w:hyperlink r:id="rId16" w:history="1">
+          <w:r>
+            <w:rPr>
+              <w:rStyle w:val="Hyperlink"/>
+            </w:rPr>
+            <w:t>Rijks</w:t>
+          </w:r>
+        </w:hyperlink>
+      </w:r>
+      <w:r>
+        <w:rPr>
+          <w:rFonts w:ascii="Charis SIL Regular" w:hAnsi="Charis SIL Regular" w:eastAsia="Charis SIL Regular"/>
+          <w:b w:val="0"/>
+          <w:i w:val="0"/>
+          <w:color w:val="0000FF"/>
+          <w:sz w:val="24"/>
+          <w:u w:val="single"/>
+        </w:rPr>
+        <w:hyperlink r:id="rId17" w:history="1">
+          <w:r>
+            <w:rPr>
+              <w:rStyle w:val="Hyperlink"/>
+            </w:rPr>
+            <w:t>museum</w:t>
+          </w:r>
+        </w:hyperlink>
+      </w:r>
+      <w:r>
+        <w:rPr>
+          <w:rFonts w:ascii="Charis SIL Regular" w:hAnsi="Charis SIL Regular" w:eastAsia="Charis SIL Regular"/>
+          <w:b w:val="0"/>
+          <w:i w:val="0"/>
+          <w:color w:val="0000FF"/>
+          <w:sz w:val="24"/>
+          <w:u w:val="single"/>
+        </w:rPr>
+        <w:t xml:space="preserve"> </w:t>
+      </w:r>
+      <w:r>
+        <w:rPr>
+          <w:rFonts w:ascii="Charis SIL Regular" w:hAnsi="Charis SIL Regular" w:eastAsia="Charis SIL Regular"/>
+          <w:b w:val="0"/>
+          <w:i w:val="0"/>
+          <w:color w:val="0000FF"/>
+          <w:sz w:val="24"/>
+          <w:u w:val="single"/>
+        </w:rPr>
+        <w:hyperlink r:id="rId17" w:history="1">
+          <w:r>
+            <w:rPr>
+              <w:rStyle w:val="Hyperlink"/>
+            </w:rPr>
+            <w:t>voor</w:t>
+          </w:r>
+        </w:hyperlink>
       </w:r>
       <w:r>
         <w:rPr>
@@ -1801,13 +1965,31 @@
       </w:r>
       <w:r>
         <w:rPr>
+          <w:u w:val="single" w:color="0000ff"/>
           <w:rFonts w:ascii="Charis SIL Regular" w:hAnsi="Charis SIL Regular" w:eastAsia="Charis SIL Regular"/>
           <w:b w:val="0"/>
           <w:i w:val="0"/>
           <w:color w:val="000000"/>
           <w:sz w:val="24"/>
         </w:rPr>
-        <w:t xml:space="preserve">, het </w:t>
+        <w:hyperlink r:id="rId17" w:history="1">
+          <w:r>
+            <w:rPr>
+              <w:rStyle w:val="Hyperlink"/>
+            </w:rPr>
+            <w:t xml:space="preserve">, </w:t>
+          </w:r>
+        </w:hyperlink>
+      </w:r>
+      <w:r>
+        <w:rPr>
+          <w:rFonts w:ascii="Charis SIL Regular" w:hAnsi="Charis SIL Regular" w:eastAsia="Charis SIL Regular"/>
+          <w:b w:val="0"/>
+          <w:i w:val="0"/>
+          <w:color w:val="000000"/>
+          <w:sz w:val="24"/>
+        </w:rPr>
+        <w:t xml:space="preserve">het </w:t>
       </w:r>
       <w:r>
         <w:rPr>
@@ -2039,6 +2221,7 @@
       </w:r>
       <w:r>
         <w:rPr>
+          <w:u w:val="single" w:color="0000ff"/>
           <w:rFonts w:ascii="Charis SIL Regular" w:hAnsi="Charis SIL Regular" w:eastAsia="Charis SIL Regular"/>
           <w:b w:val="0"/>
           <w:i w:val="0"/>
@@ -2077,13 +2260,39 @@
       </w:r>
       <w:r>
         <w:rPr>
+          <w:u w:val="single" w:color="0000ff"/>
           <w:rFonts w:ascii="Charis SIL Regular" w:hAnsi="Charis SIL Regular" w:eastAsia="Charis SIL Regular"/>
           <w:b w:val="0"/>
           <w:i w:val="0"/>
           <w:color w:val="000000"/>
           <w:sz w:val="24"/>
         </w:rPr>
-        <w:t xml:space="preserve">, het </w:t>
+        <w:hyperlink r:id="rId18" w:history="1">
+          <w:r>
+            <w:rPr>
+              <w:rStyle w:val="Hyperlink"/>
+            </w:rPr>
+            <w:t>,</w:t>
+          </w:r>
+        </w:hyperlink>
+      </w:r>
+      <w:r>
+        <w:rPr>
+          <w:u w:val="single" w:color="0000ff"/>
+          <w:rFonts w:ascii="Charis SIL Regular" w:hAnsi="Charis SIL Regular" w:eastAsia="Charis SIL Regular"/>
+          <w:b w:val="0"/>
+          <w:i w:val="0"/>
+          <w:color w:val="000000"/>
+          <w:sz w:val="24"/>
+        </w:rPr>
+        <w:hyperlink r:id="rId18" w:history="1">
+          <w:r>
+            <w:rPr>
+              <w:rStyle w:val="Hyperlink"/>
+            </w:rPr>
+            <w:t xml:space="preserve"> het </w:t>
+          </w:r>
+        </w:hyperlink>
       </w:r>
       <w:r>
         <w:rPr>
@@ -2186,7 +2395,6 @@
           <w:i w:val="0"/>
           <w:color w:val="0000FF"/>
           <w:sz w:val="24"/>
-          <w:u w:val="single"/>
         </w:rPr>
         <w:t>G</w:t>
       </w:r>
@@ -2293,7 +2501,7 @@
           <w:sz w:val="24"/>
           <w:u w:val="single"/>
         </w:rPr>
-        <w:hyperlink r:id="rId19" w:history="1">
+        <w:hyperlink r:id="rId18" w:history="1">
           <w:r>
             <w:rPr>
               <w:rStyle w:val="Hyperlink"/>
@@ -2332,14 +2540,20 @@
       </w:r>
       <w:r>
         <w:rPr>
-          <w:u w:val="single" w:color="0000ff"/>
           <w:rFonts w:ascii="Charis SIL Regular" w:hAnsi="Charis SIL Regular" w:eastAsia="Charis SIL Regular"/>
           <w:b w:val="0"/>
           <w:i w:val="0"/>
           <w:color w:val="000000"/>
           <w:sz w:val="24"/>
         </w:rPr>
-        <w:t xml:space="preserve">n het </w:t>
+        <w:hyperlink r:id="rId20" w:history="1">
+          <w:r>
+            <w:rPr>
+              <w:rStyle w:val="Hyperlink"/>
+            </w:rPr>
+            <w:t xml:space="preserve">n het </w:t>
+          </w:r>
+        </w:hyperlink>
       </w:r>
       <w:r>
         <w:rPr>
@@ -2415,7 +2629,7 @@
           <w:sz w:val="24"/>
           <w:u w:val="single"/>
         </w:rPr>
-        <w:hyperlink r:id="rId21" w:history="1">
+        <w:hyperlink r:id="rId20" w:history="1">
           <w:r>
             <w:rPr>
               <w:rStyle w:val="Hyperlink"/>
@@ -2451,7 +2665,7 @@
           <w:sz w:val="24"/>
           <w:u w:val="single"/>
         </w:rPr>
-        <w:hyperlink r:id="rId21" w:history="1">
+        <w:hyperlink r:id="rId20" w:history="1">
           <w:r>
             <w:rPr>
               <w:rStyle w:val="Hyperlink"/>
@@ -2527,7 +2741,7 @@
           <w:sz w:val="24"/>
           <w:u w:val="single"/>
         </w:rPr>
-        <w:hyperlink r:id="rId22" w:history="1">
+        <w:hyperlink r:id="rId21" w:history="1">
           <w:r>
             <w:rPr>
               <w:rStyle w:val="Hyperlink"/>
@@ -2535,6 +2749,121 @@
             <w:t xml:space="preserve">Reinier </w:t>
           </w:r>
         </w:hyperlink>
+      </w:r>
+      <w:r>
+        <w:rPr>
+          <w:rFonts w:ascii="Charis SIL Regular" w:hAnsi="Charis SIL Regular" w:eastAsia="Charis SIL Regular"/>
+          <w:b w:val="0"/>
+          <w:i w:val="0"/>
+          <w:color w:val="0000FF"/>
+          <w:sz w:val="24"/>
+          <w:u w:val="single"/>
+        </w:rPr>
+        <w:hyperlink r:id="rId21" w:history="1">
+          <w:r>
+            <w:rPr>
+              <w:rStyle w:val="Hyperlink"/>
+            </w:rPr>
+            <w:t>van</w:t>
+          </w:r>
+        </w:hyperlink>
+      </w:r>
+      <w:r>
+        <w:rPr>
+          <w:rFonts w:ascii="Charis SIL Regular" w:hAnsi="Charis SIL Regular" w:eastAsia="Charis SIL Regular"/>
+          <w:b w:val="0"/>
+          <w:i w:val="0"/>
+          <w:color w:val="0000FF"/>
+          <w:sz w:val="24"/>
+          <w:u w:val="single"/>
+        </w:rPr>
+        <w:t xml:space="preserve"> </w:t>
+      </w:r>
+      <w:r>
+        <w:rPr>
+          <w:rFonts w:ascii="Charis SIL Regular" w:hAnsi="Charis SIL Regular" w:eastAsia="Charis SIL Regular"/>
+          <w:b w:val="0"/>
+          <w:i w:val="0"/>
+          <w:color w:val="0000FF"/>
+          <w:sz w:val="24"/>
+          <w:u w:val="single"/>
+        </w:rPr>
+        <w:hyperlink r:id="rId21" w:history="1">
+          <w:r>
+            <w:rPr>
+              <w:rStyle w:val="Hyperlink"/>
+            </w:rPr>
+            <w:t>de</w:t>
+          </w:r>
+        </w:hyperlink>
+      </w:r>
+      <w:r>
+        <w:rPr>
+          <w:rFonts w:ascii="Charis SIL Regular" w:hAnsi="Charis SIL Regular" w:eastAsia="Charis SIL Regular"/>
+          <w:b w:val="0"/>
+          <w:i w:val="0"/>
+          <w:color w:val="0000FF"/>
+          <w:sz w:val="24"/>
+          <w:u w:val="single"/>
+        </w:rPr>
+        <w:t xml:space="preserve"> </w:t>
+      </w:r>
+      <w:r>
+        <w:rPr>
+          <w:rFonts w:ascii="Charis SIL Regular" w:hAnsi="Charis SIL Regular" w:eastAsia="Charis SIL Regular"/>
+          <w:b w:val="0"/>
+          <w:i w:val="0"/>
+          <w:color w:val="0000FF"/>
+          <w:sz w:val="24"/>
+          <w:u w:val="single"/>
+        </w:rPr>
+        <w:hyperlink r:id="rId21" w:history="1">
+          <w:r>
+            <w:rPr>
+              <w:rStyle w:val="Hyperlink"/>
+            </w:rPr>
+            <w:t>Kasteele</w:t>
+          </w:r>
+        </w:hyperlink>
+      </w:r>
+      <w:r>
+        <w:rPr>
+          <w:rFonts w:ascii="Charis SIL Regular" w:hAnsi="Charis SIL Regular" w:eastAsia="Charis SIL Regular"/>
+          <w:b w:val="0"/>
+          <w:i w:val="0"/>
+          <w:color w:val="000000"/>
+          <w:sz w:val="24"/>
+        </w:rPr>
+        <w:t xml:space="preserve"> verdween nadat zijn zoon </w:t>
+      </w:r>
+      <w:r>
+        <w:rPr>
+          <w:rFonts w:ascii="Charis SIL Regular" w:hAnsi="Charis SIL Regular" w:eastAsia="Charis SIL Regular"/>
+          <w:b w:val="0"/>
+          <w:i w:val="0"/>
+          <w:color w:val="0000FF"/>
+          <w:sz w:val="24"/>
+          <w:u w:val="single"/>
+        </w:rPr>
+        <w:hyperlink r:id="rId22" w:history="1">
+          <w:r>
+            <w:rPr>
+              <w:rStyle w:val="Hyperlink"/>
+            </w:rPr>
+            <w:t>Abraham</w:t>
+          </w:r>
+        </w:hyperlink>
+      </w:r>
+      <w:r>
+        <w:rPr>
+          <w:rFonts w:ascii="Charis SIL Regular" w:hAnsi="Charis SIL Regular" w:eastAsia="Charis SIL Regular"/>
+          <w:b w:val="0"/>
+          <w:i w:val="0"/>
+          <w:color w:val="0000FF"/>
+          <w:sz w:val="24"/>
+          <w:u w:val="single"/>
+        </w:rPr>
+        <w:t xml:space="preserve"> </w:t>
       </w:r>
       <w:r>
         <w:rPr>
@@ -2620,7 +2949,200 @@
           <w:color w:val="000000"/>
           <w:sz w:val="24"/>
         </w:rPr>
-        <w:t xml:space="preserve"> verdween nadat zijn zoon </w:t>
+        <w:t xml:space="preserve"> hem opvolgde in</w:t>
+      </w:r>
+      <w:r>
+        <w:rPr>
+          <w:u w:val="single" w:color="0000ff"/>
+          <w:rFonts w:ascii="Charis SIL Regular" w:hAnsi="Charis SIL Regular" w:eastAsia="Charis SIL Regular"/>
+          <w:b w:val="0"/>
+          <w:i w:val="0"/>
+          <w:color w:val="000000"/>
+          <w:sz w:val="24"/>
+        </w:rPr>
+        <w:hyperlink r:id="rId21" w:history="1">
+          <w:r>
+            <w:rPr>
+              <w:rStyle w:val="Hyperlink"/>
+            </w:rPr>
+            <w:t xml:space="preserve"> 1840. </w:t>
+          </w:r>
+        </w:hyperlink>
+      </w:r>
+      <w:r>
+        <w:rPr>
+          <w:u w:val="single" w:color="0000ff"/>
+          <w:rFonts w:ascii="Charis SIL Regular" w:hAnsi="Charis SIL Regular" w:eastAsia="Charis SIL Regular"/>
+          <w:b w:val="0"/>
+          <w:i w:val="0"/>
+          <w:color w:val="000000"/>
+          <w:sz w:val="24"/>
+        </w:rPr>
+        <w:hyperlink r:id="rId21" w:history="1">
+          <w:r>
+            <w:rPr>
+              <w:rStyle w:val="Hyperlink"/>
+            </w:rPr>
+            <w:t>Ook</w:t>
+          </w:r>
+        </w:hyperlink>
+      </w:r>
+      <w:r>
+        <w:rPr>
+          <w:u w:val="single" w:color="0000ff"/>
+          <w:rFonts w:ascii="Charis SIL Regular" w:hAnsi="Charis SIL Regular" w:eastAsia="Charis SIL Regular"/>
+          <w:b w:val="0"/>
+          <w:i w:val="0"/>
+          <w:color w:val="000000"/>
+          <w:sz w:val="24"/>
+        </w:rPr>
+        <w:hyperlink r:id="rId21" w:history="1">
+          <w:r>
+            <w:rPr>
+              <w:rStyle w:val="Hyperlink"/>
+            </w:rPr>
+            <w:t xml:space="preserve"> ve</w:t>
+          </w:r>
+        </w:hyperlink>
+      </w:r>
+      <w:r>
+        <w:rPr>
+          <w:u w:val="single" w:color="0000ff"/>
+          <w:rFonts w:ascii="Charis SIL Regular" w:hAnsi="Charis SIL Regular" w:eastAsia="Charis SIL Regular"/>
+          <w:b w:val="0"/>
+          <w:i w:val="0"/>
+          <w:color w:val="000000"/>
+          <w:sz w:val="24"/>
+        </w:rPr>
+        <w:hyperlink r:id="rId21" w:history="1">
+          <w:r>
+            <w:rPr>
+              <w:rStyle w:val="Hyperlink"/>
+            </w:rPr>
+            <w:t>rdwenen</w:t>
+          </w:r>
+        </w:hyperlink>
+      </w:r>
+      <w:r>
+        <w:rPr>
+          <w:rFonts w:ascii="Charis SIL Regular" w:hAnsi="Charis SIL Regular" w:eastAsia="Charis SIL Regular"/>
+          <w:b w:val="0"/>
+          <w:i w:val="0"/>
+          <w:color w:val="000000"/>
+          <w:sz w:val="24"/>
+        </w:rPr>
+        <w:t xml:space="preserve"> en vergingen er vele voor</w:t>
+      </w:r>
+      <w:r>
+        <w:rPr>
+          <w:u w:val="single" w:color="0000ff"/>
+          <w:rFonts w:ascii="Charis SIL Regular" w:hAnsi="Charis SIL Regular" w:eastAsia="Charis SIL Regular"/>
+          <w:b w:val="0"/>
+          <w:i w:val="0"/>
+          <w:color w:val="000000"/>
+          <w:sz w:val="24"/>
+        </w:rPr>
+        <w:hyperlink r:id="rId22" w:history="1">
+          <w:r>
+            <w:rPr>
+              <w:rStyle w:val="Hyperlink"/>
+            </w:rPr>
+            <w:t>werpen in</w:t>
+          </w:r>
+        </w:hyperlink>
+      </w:r>
+      <w:r>
+        <w:rPr>
+          <w:u w:val="single" w:color="0000ff"/>
+          <w:rFonts w:ascii="Charis SIL Regular" w:hAnsi="Charis SIL Regular" w:eastAsia="Charis SIL Regular"/>
+          <w:b w:val="0"/>
+          <w:i w:val="0"/>
+          <w:color w:val="000000"/>
+          <w:sz w:val="24"/>
+        </w:rPr>
+        <w:t xml:space="preserve"> </w:t>
+      </w:r>
+      <w:r>
+        <w:rPr>
+          <w:u w:val="single" w:color="0000ff"/>
+          <w:rFonts w:ascii="Charis SIL Regular" w:hAnsi="Charis SIL Regular" w:eastAsia="Charis SIL Regular"/>
+          <w:b w:val="0"/>
+          <w:i w:val="0"/>
+          <w:color w:val="000000"/>
+          <w:sz w:val="24"/>
+        </w:rPr>
+        <w:hyperlink r:id="rId22" w:history="1">
+          <w:r>
+            <w:rPr>
+              <w:rStyle w:val="Hyperlink"/>
+            </w:rPr>
+            <w:t xml:space="preserve">die </w:t>
+          </w:r>
+        </w:hyperlink>
+      </w:r>
+      <w:r>
+        <w:rPr>
+          <w:u w:val="single" w:color="0000ff"/>
+          <w:rFonts w:ascii="Charis SIL Regular" w:hAnsi="Charis SIL Regular" w:eastAsia="Charis SIL Regular"/>
+          <w:b w:val="0"/>
+          <w:i w:val="0"/>
+          <w:color w:val="000000"/>
+          <w:sz w:val="24"/>
+        </w:rPr>
+        <w:hyperlink r:id="rId22" w:history="1">
+          <w:r>
+            <w:rPr>
+              <w:rStyle w:val="Hyperlink"/>
+            </w:rPr>
+            <w:t>t</w:t>
+          </w:r>
+        </w:hyperlink>
+      </w:r>
+      <w:r>
+        <w:rPr>
+          <w:u w:val="single" w:color="0000ff"/>
+          <w:rFonts w:ascii="Charis SIL Regular" w:hAnsi="Charis SIL Regular" w:eastAsia="Charis SIL Regular"/>
+          <w:b w:val="0"/>
+          <w:i w:val="0"/>
+          <w:color w:val="000000"/>
+          <w:sz w:val="24"/>
+        </w:rPr>
+        <w:hyperlink r:id="rId22" w:history="1">
+          <w:r>
+            <w:rPr>
+              <w:rStyle w:val="Hyperlink"/>
+            </w:rPr>
+            <w:t>ijd</w:t>
+          </w:r>
+        </w:hyperlink>
+      </w:r>
+      <w:r>
+        <w:rPr>
+          <w:u w:val="single" w:color="0000ff"/>
+          <w:rFonts w:ascii="Charis SIL Regular" w:hAnsi="Charis SIL Regular" w:eastAsia="Charis SIL Regular"/>
+          <w:b w:val="0"/>
+          <w:i w:val="0"/>
+          <w:color w:val="000000"/>
+          <w:sz w:val="24"/>
+        </w:rPr>
+        <w:hyperlink r:id="rId22" w:history="1">
+          <w:r>
+            <w:rPr>
+              <w:rStyle w:val="Hyperlink"/>
+            </w:rPr>
+            <w:t>. De der</w:t>
+          </w:r>
+        </w:hyperlink>
+      </w:r>
+      <w:r>
+        <w:rPr>
+          <w:rFonts w:ascii="Charis SIL Regular" w:hAnsi="Charis SIL Regular" w:eastAsia="Charis SIL Regular"/>
+          <w:b w:val="0"/>
+          <w:i w:val="0"/>
+          <w:color w:val="000000"/>
+          <w:sz w:val="24"/>
+        </w:rPr>
+        <w:t xml:space="preserve">de en laatste directeur </w:t>
       </w:r>
       <w:r>
         <w:rPr>
@@ -2636,7 +3158,7 @@
             <w:rPr>
               <w:rStyle w:val="Hyperlink"/>
             </w:rPr>
-            <w:t>Abraham</w:t>
+            <w:t>David</w:t>
           </w:r>
         </w:hyperlink>
       </w:r>
@@ -2694,224 +3216,6 @@
             <w:rPr>
               <w:rStyle w:val="Hyperlink"/>
             </w:rPr>
-            <w:t>de</w:t>
-          </w:r>
-        </w:hyperlink>
-      </w:r>
-      <w:r>
-        <w:rPr>
-          <w:rFonts w:ascii="Charis SIL Regular" w:hAnsi="Charis SIL Regular" w:eastAsia="Charis SIL Regular"/>
-          <w:b w:val="0"/>
-          <w:i w:val="0"/>
-          <w:color w:val="0000FF"/>
-          <w:sz w:val="24"/>
-          <w:u w:val="single"/>
-        </w:rPr>
-        <w:t xml:space="preserve"> </w:t>
-      </w:r>
-      <w:r>
-        <w:rPr>
-          <w:rFonts w:ascii="Charis SIL Regular" w:hAnsi="Charis SIL Regular" w:eastAsia="Charis SIL Regular"/>
-          <w:b w:val="0"/>
-          <w:i w:val="0"/>
-          <w:color w:val="0000FF"/>
-          <w:sz w:val="24"/>
-          <w:u w:val="single"/>
-        </w:rPr>
-        <w:hyperlink r:id="rId23" w:history="1">
-          <w:r>
-            <w:rPr>
-              <w:rStyle w:val="Hyperlink"/>
-            </w:rPr>
-            <w:t>Kasteele</w:t>
-          </w:r>
-        </w:hyperlink>
-      </w:r>
-      <w:r>
-        <w:rPr>
-          <w:rFonts w:ascii="Charis SIL Regular" w:hAnsi="Charis SIL Regular" w:eastAsia="Charis SIL Regular"/>
-          <w:b w:val="0"/>
-          <w:i w:val="0"/>
-          <w:color w:val="000000"/>
-          <w:sz w:val="24"/>
-        </w:rPr>
-        <w:t xml:space="preserve"> hem opvolgde in</w:t>
-      </w:r>
-      <w:r>
-        <w:rPr>
-          <w:u w:val="single" w:color="0000ff"/>
-          <w:rFonts w:ascii="Charis SIL Regular" w:hAnsi="Charis SIL Regular" w:eastAsia="Charis SIL Regular"/>
-          <w:b w:val="0"/>
-          <w:i w:val="0"/>
-          <w:color w:val="000000"/>
-          <w:sz w:val="24"/>
-        </w:rPr>
-        <w:hyperlink r:id="rId22" w:history="1">
-          <w:r>
-            <w:rPr>
-              <w:rStyle w:val="Hyperlink"/>
-            </w:rPr>
-            <w:t xml:space="preserve"> 1840. </w:t>
-          </w:r>
-        </w:hyperlink>
-      </w:r>
-      <w:r>
-        <w:rPr>
-          <w:u w:val="single" w:color="0000ff"/>
-          <w:rFonts w:ascii="Charis SIL Regular" w:hAnsi="Charis SIL Regular" w:eastAsia="Charis SIL Regular"/>
-          <w:b w:val="0"/>
-          <w:i w:val="0"/>
-          <w:color w:val="000000"/>
-          <w:sz w:val="24"/>
-        </w:rPr>
-        <w:t>Ook</w:t>
-      </w:r>
-      <w:r>
-        <w:rPr>
-          <w:u w:val="single" w:color="0000ff"/>
-          <w:rFonts w:ascii="Charis SIL Regular" w:hAnsi="Charis SIL Regular" w:eastAsia="Charis SIL Regular"/>
-          <w:b w:val="0"/>
-          <w:i w:val="0"/>
-          <w:color w:val="000000"/>
-          <w:sz w:val="24"/>
-        </w:rPr>
-        <w:hyperlink r:id="rId22" w:history="1">
-          <w:r>
-            <w:rPr>
-              <w:rStyle w:val="Hyperlink"/>
-            </w:rPr>
-            <w:t xml:space="preserve"> ve</w:t>
-          </w:r>
-        </w:hyperlink>
-      </w:r>
-      <w:r>
-        <w:rPr>
-          <w:u w:val="single" w:color="0000ff"/>
-          <w:rFonts w:ascii="Charis SIL Regular" w:hAnsi="Charis SIL Regular" w:eastAsia="Charis SIL Regular"/>
-          <w:b w:val="0"/>
-          <w:i w:val="0"/>
-          <w:color w:val="000000"/>
-          <w:sz w:val="24"/>
-        </w:rPr>
-        <w:hyperlink r:id="rId22" w:history="1">
-          <w:r>
-            <w:rPr>
-              <w:rStyle w:val="Hyperlink"/>
-            </w:rPr>
-            <w:t>rdwenen</w:t>
-          </w:r>
-        </w:hyperlink>
-      </w:r>
-      <w:r>
-        <w:rPr>
-          <w:rFonts w:ascii="Charis SIL Regular" w:hAnsi="Charis SIL Regular" w:eastAsia="Charis SIL Regular"/>
-          <w:b w:val="0"/>
-          <w:i w:val="0"/>
-          <w:color w:val="000000"/>
-          <w:sz w:val="24"/>
-        </w:rPr>
-        <w:t xml:space="preserve"> en vergingen er vele voorwerpen in die tijd</w:t>
-      </w:r>
-      <w:r>
-        <w:rPr>
-          <w:u w:val="single" w:color="0000ff"/>
-          <w:rFonts w:ascii="Charis SIL Regular" w:hAnsi="Charis SIL Regular" w:eastAsia="Charis SIL Regular"/>
-          <w:b w:val="0"/>
-          <w:i w:val="0"/>
-          <w:color w:val="000000"/>
-          <w:sz w:val="24"/>
-        </w:rPr>
-        <w:hyperlink r:id="rId23" w:history="1">
-          <w:r>
-            <w:rPr>
-              <w:rStyle w:val="Hyperlink"/>
-            </w:rPr>
-            <w:t>. De der</w:t>
-          </w:r>
-        </w:hyperlink>
-      </w:r>
-      <w:r>
-        <w:rPr>
-          <w:rFonts w:ascii="Charis SIL Regular" w:hAnsi="Charis SIL Regular" w:eastAsia="Charis SIL Regular"/>
-          <w:b w:val="0"/>
-          <w:i w:val="0"/>
-          <w:color w:val="000000"/>
-          <w:sz w:val="24"/>
-        </w:rPr>
-        <w:t xml:space="preserve">de en laatste directeur </w:t>
-      </w:r>
-      <w:r>
-        <w:rPr>
-          <w:rFonts w:ascii="Charis SIL Regular" w:hAnsi="Charis SIL Regular" w:eastAsia="Charis SIL Regular"/>
-          <w:b w:val="0"/>
-          <w:i w:val="0"/>
-          <w:color w:val="0000FF"/>
-          <w:sz w:val="24"/>
-          <w:u w:val="single"/>
-        </w:rPr>
-        <w:hyperlink r:id="rId24" w:history="1">
-          <w:r>
-            <w:rPr>
-              <w:rStyle w:val="Hyperlink"/>
-            </w:rPr>
-            <w:t>David</w:t>
-          </w:r>
-        </w:hyperlink>
-      </w:r>
-      <w:r>
-        <w:rPr>
-          <w:rFonts w:ascii="Charis SIL Regular" w:hAnsi="Charis SIL Regular" w:eastAsia="Charis SIL Regular"/>
-          <w:b w:val="0"/>
-          <w:i w:val="0"/>
-          <w:color w:val="0000FF"/>
-          <w:sz w:val="24"/>
-          <w:u w:val="single"/>
-        </w:rPr>
-        <w:t xml:space="preserve"> </w:t>
-      </w:r>
-      <w:r>
-        <w:rPr>
-          <w:rFonts w:ascii="Charis SIL Regular" w:hAnsi="Charis SIL Regular" w:eastAsia="Charis SIL Regular"/>
-          <w:b w:val="0"/>
-          <w:i w:val="0"/>
-          <w:color w:val="0000FF"/>
-          <w:sz w:val="24"/>
-          <w:u w:val="single"/>
-        </w:rPr>
-        <w:hyperlink r:id="rId24" w:history="1">
-          <w:r>
-            <w:rPr>
-              <w:rStyle w:val="Hyperlink"/>
-            </w:rPr>
-            <w:t>van</w:t>
-          </w:r>
-        </w:hyperlink>
-      </w:r>
-      <w:r>
-        <w:rPr>
-          <w:rFonts w:ascii="Charis SIL Regular" w:hAnsi="Charis SIL Regular" w:eastAsia="Charis SIL Regular"/>
-          <w:b w:val="0"/>
-          <w:i w:val="0"/>
-          <w:color w:val="0000FF"/>
-          <w:sz w:val="24"/>
-          <w:u w:val="single"/>
-        </w:rPr>
-        <w:t xml:space="preserve"> </w:t>
-      </w:r>
-      <w:r>
-        <w:rPr>
-          <w:rFonts w:ascii="Charis SIL Regular" w:hAnsi="Charis SIL Regular" w:eastAsia="Charis SIL Regular"/>
-          <w:b w:val="0"/>
-          <w:i w:val="0"/>
-          <w:color w:val="0000FF"/>
-          <w:sz w:val="24"/>
-          <w:u w:val="single"/>
-        </w:rPr>
-        <w:hyperlink r:id="rId24" w:history="1">
-          <w:r>
-            <w:rPr>
-              <w:rStyle w:val="Hyperlink"/>
-            </w:rPr>
             <w:t>der</w:t>
           </w:r>
         </w:hyperlink>
@@ -2936,7 +3240,7 @@
           <w:sz w:val="24"/>
           <w:u w:val="single"/>
         </w:rPr>
-        <w:hyperlink r:id="rId24" w:history="1">
+        <w:hyperlink r:id="rId23" w:history="1">
           <w:r>
             <w:rPr>
               <w:rStyle w:val="Hyperlink"/>
@@ -2964,7 +3268,14 @@
           <w:color w:val="000000"/>
           <w:sz w:val="24"/>
         </w:rPr>
-        <w:t>het bo</w:t>
+        <w:hyperlink r:id="rId23" w:history="1">
+          <w:r>
+            <w:rPr>
+              <w:rStyle w:val="Hyperlink"/>
+            </w:rPr>
+            <w:t>het bo</w:t>
+          </w:r>
+        </w:hyperlink>
       </w:r>
       <w:r>
         <w:rPr>
@@ -2975,7 +3286,7 @@
           <w:color w:val="000000"/>
           <w:sz w:val="24"/>
         </w:rPr>
-        <w:hyperlink r:id="rId24" w:history="1">
+        <w:hyperlink r:id="rId23" w:history="1">
           <w:r>
             <w:rPr>
               <w:rStyle w:val="Hyperlink"/>
@@ -2993,7 +3304,7 @@
           <w:color w:val="000000"/>
           <w:sz w:val="24"/>
         </w:rPr>
-        <w:hyperlink r:id="rId24" w:history="1">
+        <w:hyperlink r:id="rId23" w:history="1">
           <w:r>
             <w:rPr>
               <w:rStyle w:val="Hyperlink"/>
@@ -3022,7 +3333,7 @@
           <w:color w:val="000000"/>
           <w:sz w:val="24"/>
         </w:rPr>
-        <w:hyperlink r:id="rId24" w:history="1">
+        <w:hyperlink r:id="rId23" w:history="1">
           <w:r>
             <w:rPr>
               <w:rStyle w:val="Hyperlink"/>
@@ -3050,7 +3361,7 @@
           <w:sz w:val="24"/>
           <w:u w:val="single"/>
         </w:rPr>
-        <w:hyperlink r:id="rId25" w:history="1">
+        <w:hyperlink r:id="rId24" w:history="1">
           <w:r>
             <w:rPr>
               <w:rStyle w:val="Hyperlink"/>
@@ -3079,7 +3390,7 @@
           <w:sz w:val="24"/>
           <w:u w:val="single"/>
         </w:rPr>
-        <w:hyperlink r:id="rId25" w:history="1">
+        <w:hyperlink r:id="rId24" w:history="1">
           <w:r>
             <w:rPr>
               <w:rStyle w:val="Hyperlink"/>
@@ -3128,7 +3439,7 @@
           <w:color w:val="000000"/>
           <w:sz w:val="24"/>
         </w:rPr>
-        <w:hyperlink r:id="rId25" w:history="1">
+        <w:hyperlink r:id="rId24" w:history="1">
           <w:r>
             <w:rPr>
               <w:rStyle w:val="Hyperlink"/>
@@ -3146,7 +3457,7 @@
           <w:color w:val="000000"/>
           <w:sz w:val="24"/>
         </w:rPr>
-        <w:hyperlink r:id="rId25" w:history="1">
+        <w:hyperlink r:id="rId24" w:history="1">
           <w:r>
             <w:rPr>
               <w:rStyle w:val="Hyperlink"/>
@@ -3217,7 +3528,7 @@
           <w:sz w:val="24"/>
           <w:u w:val="single"/>
         </w:rPr>
-        <w:hyperlink r:id="rId26" w:history="1">
+        <w:hyperlink r:id="rId25" w:history="1">
           <w:r>
             <w:rPr>
               <w:rStyle w:val="Hyperlink"/>
@@ -3264,7 +3575,7 @@
           <w:sz w:val="24"/>
           <w:u w:val="single"/>
         </w:rPr>
-        <w:hyperlink r:id="rId26" w:history="1">
+        <w:hyperlink r:id="rId25" w:history="1">
           <w:r>
             <w:rPr>
               <w:rStyle w:val="Hyperlink"/>
@@ -3293,7 +3604,7 @@
           <w:sz w:val="24"/>
           <w:u w:val="single"/>
         </w:rPr>
-        <w:hyperlink r:id="rId26" w:history="1">
+        <w:hyperlink r:id="rId25" w:history="1">
           <w:r>
             <w:rPr>
               <w:rStyle w:val="Hyperlink"/>
@@ -3321,7 +3632,7 @@
           <w:color w:val="000000"/>
           <w:sz w:val="24"/>
         </w:rPr>
-        <w:hyperlink r:id="rId26" w:history="1">
+        <w:hyperlink r:id="rId25" w:history="1">
           <w:r>
             <w:rPr>
               <w:rStyle w:val="Hyperlink"/>
@@ -3339,7 +3650,7 @@
           <w:color w:val="000000"/>
           <w:sz w:val="24"/>
         </w:rPr>
-        <w:hyperlink r:id="rId26" w:history="1">
+        <w:hyperlink r:id="rId25" w:history="1">
           <w:r>
             <w:rPr>
               <w:rStyle w:val="Hyperlink"/>
@@ -3357,7 +3668,7 @@
           <w:color w:val="000000"/>
           <w:sz w:val="24"/>
         </w:rPr>
-        <w:hyperlink r:id="rId26" w:history="1">
+        <w:hyperlink r:id="rId25" w:history="1">
           <w:r>
             <w:rPr>
               <w:rStyle w:val="Hyperlink"/>
@@ -3435,7 +3746,7 @@
           <w:sz w:val="24"/>
           <w:u w:val="single"/>
         </w:rPr>
-        <w:hyperlink r:id="rId27" w:history="1">
+        <w:hyperlink r:id="rId26" w:history="1">
           <w:r>
             <w:rPr>
               <w:rStyle w:val="Hyperlink"/>
@@ -3464,7 +3775,7 @@
           <w:sz w:val="24"/>
           <w:u w:val="single"/>
         </w:rPr>
-        <w:hyperlink r:id="rId27" w:history="1">
+        <w:hyperlink r:id="rId26" w:history="1">
           <w:r>
             <w:rPr>
               <w:rStyle w:val="Hyperlink"/>
@@ -3491,7 +3802,7 @@
           <w:color w:val="000000"/>
           <w:sz w:val="24"/>
         </w:rPr>
-        <w:t>Ministerie van Binnenlandse Zake</w:t>
+        <w:t>Ministerie van Binnenlandse Zaken die relev</w:t>
       </w:r>
       <w:r>
         <w:rPr>
@@ -3502,25 +3813,7 @@
           <w:color w:val="000000"/>
           <w:sz w:val="24"/>
         </w:rPr>
-        <w:hyperlink r:id="rId27" w:history="1">
-          <w:r>
-            <w:rPr>
-              <w:rStyle w:val="Hyperlink"/>
-            </w:rPr>
-            <w:t>n die relev</w:t>
-          </w:r>
-        </w:hyperlink>
-      </w:r>
-      <w:r>
-        <w:rPr>
-          <w:u w:val="single" w:color="0000ff"/>
-          <w:rFonts w:ascii="Charis SIL Regular" w:hAnsi="Charis SIL Regular" w:eastAsia="Charis SIL Regular"/>
-          <w:b w:val="0"/>
-          <w:i w:val="0"/>
-          <w:color w:val="000000"/>
-          <w:sz w:val="24"/>
-        </w:rPr>
-        <w:hyperlink r:id="rId27" w:history="1">
+        <w:hyperlink r:id="rId26" w:history="1">
           <w:r>
             <w:rPr>
               <w:rStyle w:val="Hyperlink"/>
@@ -3558,7 +3851,7 @@
           <w:sz w:val="24"/>
           <w:u w:val="single"/>
         </w:rPr>
-        <w:hyperlink r:id="rId28" w:history="1">
+        <w:hyperlink r:id="rId27" w:history="1">
           <w:r>
             <w:rPr>
               <w:rStyle w:val="Hyperlink"/>
@@ -3596,7 +3889,7 @@
           <w:color w:val="000000"/>
           <w:sz w:val="24"/>
         </w:rPr>
-        <w:hyperlink r:id="rId28" w:history="1">
+        <w:hyperlink r:id="rId27" w:history="1">
           <w:r>
             <w:rPr>
               <w:rStyle w:val="Hyperlink"/>
@@ -4081,7 +4374,7 @@
           <w:color w:val="0000FF"/>
           <w:sz w:val="24"/>
         </w:rPr>
-        <w:hyperlink r:id="rId29" w:history="1">
+        <w:hyperlink r:id="rId28" w:history="1">
           <w:r>
             <w:rPr>
               <w:rStyle w:val="Hyperlink"/>
@@ -4098,7 +4391,7 @@
           <w:color w:val="0000FF"/>
           <w:sz w:val="24"/>
         </w:rPr>
-        <w:hyperlink r:id="rId29" w:history="1">
+        <w:hyperlink r:id="rId28" w:history="1">
           <w:r>
             <w:rPr>
               <w:rStyle w:val="Hyperlink"/>
@@ -4216,7 +4509,7 @@
           <w:sz w:val="24"/>
           <w:u w:val="single"/>
         </w:rPr>
-        <w:hyperlink r:id="rId30" w:history="1">
+        <w:hyperlink r:id="rId29" w:history="1">
           <w:r>
             <w:rPr>
               <w:rStyle w:val="Hyperlink"/>
@@ -4234,7 +4527,7 @@
           <w:sz w:val="24"/>
           <w:u w:val="single"/>
         </w:rPr>
-        <w:hyperlink r:id="rId30" w:history="1">
+        <w:hyperlink r:id="rId29" w:history="1">
           <w:r>
             <w:rPr>
               <w:rStyle w:val="Hyperlink"/>
@@ -4252,7 +4545,7 @@
           <w:sz w:val="24"/>
           <w:u w:val="single"/>
         </w:rPr>
-        <w:hyperlink r:id="rId30" w:history="1">
+        <w:hyperlink r:id="rId29" w:history="1">
           <w:r>
             <w:rPr>
               <w:rStyle w:val="Hyperlink"/>
@@ -4270,7 +4563,7 @@
           <w:sz w:val="24"/>
           <w:u w:val="single"/>
         </w:rPr>
-        <w:hyperlink r:id="rId30" w:history="1">
+        <w:hyperlink r:id="rId29" w:history="1">
           <w:r>
             <w:rPr>
               <w:rStyle w:val="Hyperlink"/>
@@ -4288,7 +4581,7 @@
           <w:sz w:val="24"/>
           <w:u w:val="single"/>
         </w:rPr>
-        <w:hyperlink r:id="rId30" w:history="1">
+        <w:hyperlink r:id="rId29" w:history="1">
           <w:r>
             <w:rPr>
               <w:rStyle w:val="Hyperlink"/>
@@ -4306,7 +4599,7 @@
           <w:sz w:val="24"/>
           <w:u w:val="single"/>
         </w:rPr>
-        <w:hyperlink r:id="rId30" w:history="1">
+        <w:hyperlink r:id="rId29" w:history="1">
           <w:r>
             <w:rPr>
               <w:rStyle w:val="Hyperlink"/>
@@ -4324,7 +4617,7 @@
           <w:sz w:val="24"/>
           <w:u w:val="single"/>
         </w:rPr>
-        <w:hyperlink r:id="rId30" w:history="1">
+        <w:hyperlink r:id="rId29" w:history="1">
           <w:r>
             <w:rPr>
               <w:rStyle w:val="Hyperlink"/>
@@ -4342,7 +4635,7 @@
           <w:sz w:val="24"/>
           <w:u w:val="single"/>
         </w:rPr>
-        <w:hyperlink r:id="rId30" w:history="1">
+        <w:hyperlink r:id="rId29" w:history="1">
           <w:r>
             <w:rPr>
               <w:rStyle w:val="Hyperlink"/>
@@ -4360,7 +4653,7 @@
           <w:sz w:val="24"/>
           <w:u w:val="single"/>
         </w:rPr>
-        <w:hyperlink r:id="rId30" w:history="1">
+        <w:hyperlink r:id="rId29" w:history="1">
           <w:r>
             <w:rPr>
               <w:rStyle w:val="Hyperlink"/>
@@ -4520,7 +4813,7 @@
           <w:sz w:val="24"/>
           <w:u w:val="single"/>
         </w:rPr>
-        <w:hyperlink r:id="rId31" w:history="1">
+        <w:hyperlink r:id="rId30" w:history="1">
           <w:r>
             <w:rPr>
               <w:rStyle w:val="Hyperlink"/>
@@ -4538,7 +4831,7 @@
           <w:sz w:val="24"/>
           <w:u w:val="single"/>
         </w:rPr>
-        <w:hyperlink r:id="rId31" w:history="1">
+        <w:hyperlink r:id="rId30" w:history="1">
           <w:r>
             <w:rPr>
               <w:rStyle w:val="Hyperlink"/>
@@ -4556,7 +4849,7 @@
           <w:sz w:val="24"/>
           <w:u w:val="single"/>
         </w:rPr>
-        <w:hyperlink r:id="rId31" w:history="1">
+        <w:hyperlink r:id="rId30" w:history="1">
           <w:r>
             <w:rPr>
               <w:rStyle w:val="Hyperlink"/>
@@ -4574,7 +4867,7 @@
           <w:sz w:val="24"/>
           <w:u w:val="single"/>
         </w:rPr>
-        <w:hyperlink r:id="rId31" w:history="1">
+        <w:hyperlink r:id="rId30" w:history="1">
           <w:r>
             <w:rPr>
               <w:rStyle w:val="Hyperlink"/>
@@ -4592,7 +4885,7 @@
           <w:sz w:val="24"/>
           <w:u w:val="single"/>
         </w:rPr>
-        <w:hyperlink r:id="rId31" w:history="1">
+        <w:hyperlink r:id="rId30" w:history="1">
           <w:r>
             <w:rPr>
               <w:rStyle w:val="Hyperlink"/>
@@ -4610,7 +4903,7 @@
           <w:sz w:val="24"/>
           <w:u w:val="single"/>
         </w:rPr>
-        <w:hyperlink r:id="rId31" w:history="1">
+        <w:hyperlink r:id="rId30" w:history="1">
           <w:r>
             <w:rPr>
               <w:rStyle w:val="Hyperlink"/>
@@ -4628,7 +4921,7 @@
           <w:sz w:val="24"/>
           <w:u w:val="single"/>
         </w:rPr>
-        <w:hyperlink r:id="rId31" w:history="1">
+        <w:hyperlink r:id="rId30" w:history="1">
           <w:r>
             <w:rPr>
               <w:rStyle w:val="Hyperlink"/>
@@ -4736,7 +5029,7 @@
           <w:sz w:val="24"/>
           <w:u w:val="single"/>
         </w:rPr>
-        <w:hyperlink r:id="rId32" w:history="1">
+        <w:hyperlink r:id="rId31" w:history="1">
           <w:r>
             <w:rPr>
               <w:rStyle w:val="Hyperlink"/>
@@ -4754,7 +5047,7 @@
           <w:sz w:val="24"/>
           <w:u w:val="single"/>
         </w:rPr>
-        <w:hyperlink r:id="rId32" w:history="1">
+        <w:hyperlink r:id="rId31" w:history="1">
           <w:r>
             <w:rPr>
               <w:rStyle w:val="Hyperlink"/>
@@ -4772,7 +5065,7 @@
           <w:sz w:val="24"/>
           <w:u w:val="single"/>
         </w:rPr>
-        <w:hyperlink r:id="rId32" w:history="1">
+        <w:hyperlink r:id="rId31" w:history="1">
           <w:r>
             <w:rPr>
               <w:rStyle w:val="Hyperlink"/>
@@ -4790,7 +5083,7 @@
           <w:sz w:val="24"/>
           <w:u w:val="single"/>
         </w:rPr>
-        <w:hyperlink r:id="rId32" w:history="1">
+        <w:hyperlink r:id="rId31" w:history="1">
           <w:r>
             <w:rPr>
               <w:rStyle w:val="Hyperlink"/>
@@ -4808,7 +5101,7 @@
           <w:sz w:val="24"/>
           <w:u w:val="single"/>
         </w:rPr>
-        <w:hyperlink r:id="rId32" w:history="1">
+        <w:hyperlink r:id="rId31" w:history="1">
           <w:r>
             <w:rPr>
               <w:rStyle w:val="Hyperlink"/>
@@ -4826,7 +5119,7 @@
           <w:sz w:val="24"/>
           <w:u w:val="single"/>
         </w:rPr>
-        <w:hyperlink r:id="rId32" w:history="1">
+        <w:hyperlink r:id="rId31" w:history="1">
           <w:r>
             <w:rPr>
               <w:rStyle w:val="Hyperlink"/>
@@ -4844,7 +5137,7 @@
           <w:sz w:val="24"/>
           <w:u w:val="single"/>
         </w:rPr>
-        <w:hyperlink r:id="rId32" w:history="1">
+        <w:hyperlink r:id="rId31" w:history="1">
           <w:r>
             <w:rPr>
               <w:rStyle w:val="Hyperlink"/>
@@ -4860,9 +5153,8 @@
           <w:i w:val="0"/>
           <w:color w:val="0000FF"/>
           <w:sz w:val="24"/>
-          <w:u w:val="single"/>
-        </w:rPr>
-        <w:hyperlink r:id="rId32" w:history="1">
+        </w:rPr>
+        <w:hyperlink r:id="rId31" w:history="1">
           <w:r>
             <w:rPr>
               <w:rStyle w:val="Hyperlink"/>
@@ -4879,7 +5171,7 @@
           <w:color w:val="0000FF"/>
           <w:sz w:val="24"/>
         </w:rPr>
-        <w:hyperlink r:id="rId32" w:history="1">
+        <w:hyperlink r:id="rId31" w:history="1">
           <w:r>
             <w:rPr>
               <w:rStyle w:val="Hyperlink"/>
@@ -4907,7 +5199,7 @@
           <w:sz w:val="24"/>
           <w:u w:val="single"/>
         </w:rPr>
-        <w:hyperlink r:id="rId32" w:history="1">
+        <w:hyperlink r:id="rId31" w:history="1">
           <w:r>
             <w:rPr>
               <w:rStyle w:val="Hyperlink"/>
@@ -4925,7 +5217,7 @@
           <w:sz w:val="24"/>
           <w:u w:val="single"/>
         </w:rPr>
-        <w:hyperlink r:id="rId32" w:history="1">
+        <w:hyperlink r:id="rId31" w:history="1">
           <w:r>
             <w:rPr>
               <w:rStyle w:val="Hyperlink"/>
@@ -5032,7 +5324,7 @@
           <w:color w:val="0000FF"/>
           <w:sz w:val="24"/>
         </w:rPr>
-        <w:hyperlink r:id="rId33" w:history="1">
+        <w:hyperlink r:id="rId32" w:history="1">
           <w:r>
             <w:rPr>
               <w:rStyle w:val="Hyperlink"/>
@@ -5049,7 +5341,7 @@
           <w:color w:val="0000FF"/>
           <w:sz w:val="24"/>
         </w:rPr>
-        <w:hyperlink r:id="rId33" w:history="1">
+        <w:hyperlink r:id="rId32" w:history="1">
           <w:r>
             <w:rPr>
               <w:rStyle w:val="Hyperlink"/>
@@ -5159,7 +5451,7 @@
           <w:color w:val="0000FF"/>
           <w:sz w:val="24"/>
         </w:rPr>
-        <w:hyperlink r:id="rId34" w:history="1">
+        <w:hyperlink r:id="rId33" w:history="1">
           <w:r>
             <w:rPr>
               <w:rStyle w:val="Hyperlink"/>
@@ -5176,7 +5468,7 @@
           <w:color w:val="0000FF"/>
           <w:sz w:val="24"/>
         </w:rPr>
-        <w:hyperlink r:id="rId34" w:history="1">
+        <w:hyperlink r:id="rId33" w:history="1">
           <w:r>
             <w:rPr>
               <w:rStyle w:val="Hyperlink"/>
@@ -5293,7 +5585,7 @@
           <w:color w:val="0000FF"/>
           <w:sz w:val="24"/>
         </w:rPr>
-        <w:hyperlink r:id="rId35" w:history="1">
+        <w:hyperlink r:id="rId34" w:history="1">
           <w:r>
             <w:rPr>
               <w:rStyle w:val="Hyperlink"/>
@@ -5310,7 +5602,7 @@
           <w:color w:val="0000FF"/>
           <w:sz w:val="24"/>
         </w:rPr>
-        <w:hyperlink r:id="rId35" w:history="1">
+        <w:hyperlink r:id="rId34" w:history="1">
           <w:r>
             <w:rPr>
               <w:rStyle w:val="Hyperlink"/>
@@ -5470,7 +5762,7 @@
           <w:sz w:val="24"/>
           <w:u w:val="single"/>
         </w:rPr>
-        <w:hyperlink r:id="rId25" w:history="1">
+        <w:hyperlink r:id="rId24" w:history="1">
           <w:r>
             <w:rPr>
               <w:rStyle w:val="Hyperlink"/>
@@ -5488,7 +5780,7 @@
           <w:sz w:val="24"/>
           <w:u w:val="single"/>
         </w:rPr>
-        <w:hyperlink r:id="rId25" w:history="1">
+        <w:hyperlink r:id="rId24" w:history="1">
           <w:r>
             <w:rPr>
               <w:rStyle w:val="Hyperlink"/>
@@ -5506,7 +5798,7 @@
           <w:sz w:val="24"/>
           <w:u w:val="single"/>
         </w:rPr>
-        <w:hyperlink r:id="rId25" w:history="1">
+        <w:hyperlink r:id="rId24" w:history="1">
           <w:r>
             <w:rPr>
               <w:rStyle w:val="Hyperlink"/>
@@ -5524,7 +5816,7 @@
           <w:sz w:val="24"/>
           <w:u w:val="single"/>
         </w:rPr>
-        <w:hyperlink r:id="rId25" w:history="1">
+        <w:hyperlink r:id="rId24" w:history="1">
           <w:r>
             <w:rPr>
               <w:rStyle w:val="Hyperlink"/>
@@ -5552,7 +5844,7 @@
           <w:sz w:val="24"/>
           <w:u w:val="single"/>
         </w:rPr>
-        <w:hyperlink r:id="rId25" w:history="1">
+        <w:hyperlink r:id="rId24" w:history="1">
           <w:r>
             <w:rPr>
               <w:rStyle w:val="Hyperlink"/>
@@ -5570,7 +5862,7 @@
           <w:sz w:val="24"/>
           <w:u w:val="single"/>
         </w:rPr>
-        <w:hyperlink r:id="rId25" w:history="1">
+        <w:hyperlink r:id="rId24" w:history="1">
           <w:r>
             <w:rPr>
               <w:rStyle w:val="Hyperlink"/>
@@ -5599,7 +5891,7 @@
           <w:sz w:val="24"/>
           <w:u w:val="single"/>
         </w:rPr>
-        <w:hyperlink r:id="rId25" w:history="1">
+        <w:hyperlink r:id="rId24" w:history="1">
           <w:r>
             <w:rPr>
               <w:rStyle w:val="Hyperlink"/>
@@ -5707,7 +5999,7 @@
           <w:sz w:val="24"/>
           <w:u w:val="single"/>
         </w:rPr>
-        <w:hyperlink r:id="rId36" w:history="1">
+        <w:hyperlink r:id="rId35" w:history="1">
           <w:r>
             <w:rPr>
               <w:rStyle w:val="Hyperlink"/>
@@ -5725,7 +6017,7 @@
           <w:sz w:val="24"/>
           <w:u w:val="single"/>
         </w:rPr>
-        <w:hyperlink r:id="rId36" w:history="1">
+        <w:hyperlink r:id="rId35" w:history="1">
           <w:r>
             <w:rPr>
               <w:rStyle w:val="Hyperlink"/>
@@ -5743,7 +6035,7 @@
           <w:sz w:val="24"/>
           <w:u w:val="single"/>
         </w:rPr>
-        <w:hyperlink r:id="rId36" w:history="1">
+        <w:hyperlink r:id="rId35" w:history="1">
           <w:r>
             <w:rPr>
               <w:rStyle w:val="Hyperlink"/>
@@ -5761,7 +6053,7 @@
           <w:sz w:val="24"/>
           <w:u w:val="single"/>
         </w:rPr>
-        <w:hyperlink r:id="rId36" w:history="1">
+        <w:hyperlink r:id="rId35" w:history="1">
           <w:r>
             <w:rPr>
               <w:rStyle w:val="Hyperlink"/>
@@ -5779,7 +6071,7 @@
           <w:sz w:val="24"/>
           <w:u w:val="single"/>
         </w:rPr>
-        <w:hyperlink r:id="rId36" w:history="1">
+        <w:hyperlink r:id="rId35" w:history="1">
           <w:r>
             <w:rPr>
               <w:rStyle w:val="Hyperlink"/>
@@ -5797,7 +6089,7 @@
           <w:sz w:val="24"/>
           <w:u w:val="single"/>
         </w:rPr>
-        <w:hyperlink r:id="rId36" w:history="1">
+        <w:hyperlink r:id="rId35" w:history="1">
           <w:r>
             <w:rPr>
               <w:rStyle w:val="Hyperlink"/>
@@ -5825,7 +6117,7 @@
           <w:sz w:val="24"/>
           <w:u w:val="single"/>
         </w:rPr>
-        <w:hyperlink r:id="rId37" w:history="1">
+        <w:hyperlink r:id="rId36" w:history="1">
           <w:r>
             <w:rPr>
               <w:rStyle w:val="Hyperlink"/>
@@ -5843,7 +6135,7 @@
           <w:sz w:val="24"/>
           <w:u w:val="single"/>
         </w:rPr>
-        <w:hyperlink r:id="rId37" w:history="1">
+        <w:hyperlink r:id="rId36" w:history="1">
           <w:r>
             <w:rPr>
               <w:rStyle w:val="Hyperlink"/>
@@ -5861,7 +6153,7 @@
           <w:sz w:val="24"/>
           <w:u w:val="single"/>
         </w:rPr>
-        <w:hyperlink r:id="rId36" w:history="1">
+        <w:hyperlink r:id="rId35" w:history="1">
           <w:r>
             <w:rPr>
               <w:rStyle w:val="Hyperlink"/>
@@ -5989,7 +6281,7 @@
           <w:sz w:val="24"/>
           <w:u w:val="single"/>
         </w:rPr>
-        <w:hyperlink r:id="rId38" w:history="1">
+        <w:hyperlink r:id="rId37" w:history="1">
           <w:r>
             <w:rPr>
               <w:rStyle w:val="Hyperlink"/>
@@ -6007,7 +6299,7 @@
           <w:sz w:val="24"/>
           <w:u w:val="single"/>
         </w:rPr>
-        <w:hyperlink r:id="rId38" w:history="1">
+        <w:hyperlink r:id="rId37" w:history="1">
           <w:r>
             <w:rPr>
               <w:rStyle w:val="Hyperlink"/>
@@ -6025,7 +6317,7 @@
           <w:sz w:val="24"/>
           <w:u w:val="single"/>
         </w:rPr>
-        <w:hyperlink r:id="rId38" w:history="1">
+        <w:hyperlink r:id="rId37" w:history="1">
           <w:r>
             <w:rPr>
               <w:rStyle w:val="Hyperlink"/>
@@ -6043,7 +6335,7 @@
           <w:sz w:val="24"/>
           <w:u w:val="single"/>
         </w:rPr>
-        <w:hyperlink r:id="rId38" w:history="1">
+        <w:hyperlink r:id="rId37" w:history="1">
           <w:r>
             <w:rPr>
               <w:rStyle w:val="Hyperlink"/>
@@ -6071,7 +6363,7 @@
           <w:sz w:val="24"/>
           <w:u w:val="single"/>
         </w:rPr>
-        <w:hyperlink r:id="rId39" w:history="1">
+        <w:hyperlink r:id="rId38" w:history="1">
           <w:r>
             <w:rPr>
               <w:rStyle w:val="Hyperlink"/>
@@ -6100,7 +6392,7 @@
           <w:sz w:val="24"/>
           <w:u w:val="single"/>
         </w:rPr>
-        <w:hyperlink r:id="rId39" w:history="1">
+        <w:hyperlink r:id="rId38" w:history="1">
           <w:r>
             <w:rPr>
               <w:rStyle w:val="Hyperlink"/>
@@ -6228,7 +6520,7 @@
           <w:sz w:val="24"/>
           <w:u w:val="single"/>
         </w:rPr>
-        <w:hyperlink r:id="rId40" w:history="1">
+        <w:hyperlink r:id="rId39" w:history="1">
           <w:r>
             <w:rPr>
               <w:rStyle w:val="Hyperlink"/>
@@ -6246,7 +6538,7 @@
           <w:sz w:val="24"/>
           <w:u w:val="single"/>
         </w:rPr>
-        <w:hyperlink r:id="rId40" w:history="1">
+        <w:hyperlink r:id="rId39" w:history="1">
           <w:r>
             <w:rPr>
               <w:rStyle w:val="Hyperlink"/>
@@ -6274,7 +6566,7 @@
           <w:sz w:val="24"/>
           <w:u w:val="single"/>
         </w:rPr>
-        <w:hyperlink r:id="rId41" w:history="1">
+        <w:hyperlink r:id="rId40" w:history="1">
           <w:r>
             <w:rPr>
               <w:rStyle w:val="Hyperlink"/>
@@ -6303,7 +6595,7 @@
           <w:sz w:val="24"/>
           <w:u w:val="single"/>
         </w:rPr>
-        <w:hyperlink r:id="rId41" w:history="1">
+        <w:hyperlink r:id="rId40" w:history="1">
           <w:r>
             <w:rPr>
               <w:rStyle w:val="Hyperlink"/>
@@ -6331,7 +6623,7 @@
           <w:sz w:val="24"/>
           <w:u w:val="single"/>
         </w:rPr>
-        <w:hyperlink r:id="rId42" w:history="1">
+        <w:hyperlink r:id="rId41" w:history="1">
           <w:r>
             <w:rPr>
               <w:rStyle w:val="Hyperlink"/>
@@ -6349,7 +6641,7 @@
           <w:sz w:val="24"/>
           <w:u w:val="single"/>
         </w:rPr>
-        <w:hyperlink r:id="rId42" w:history="1">
+        <w:hyperlink r:id="rId41" w:history="1">
           <w:r>
             <w:rPr>
               <w:rStyle w:val="Hyperlink"/>
@@ -6367,7 +6659,7 @@
           <w:sz w:val="24"/>
           <w:u w:val="single"/>
         </w:rPr>
-        <w:hyperlink r:id="rId42" w:history="1">
+        <w:hyperlink r:id="rId41" w:history="1">
           <w:r>
             <w:rPr>
               <w:rStyle w:val="Hyperlink"/>
@@ -6498,7 +6790,7 @@
           <w:sz w:val="24"/>
           <w:u w:val="single"/>
         </w:rPr>
-        <w:hyperlink r:id="rId43" w:history="1">
+        <w:hyperlink r:id="rId42" w:history="1">
           <w:r>
             <w:rPr>
               <w:rStyle w:val="Hyperlink"/>
@@ -6516,7 +6808,7 @@
           <w:sz w:val="24"/>
           <w:u w:val="single"/>
         </w:rPr>
-        <w:hyperlink r:id="rId43" w:history="1">
+        <w:hyperlink r:id="rId42" w:history="1">
           <w:r>
             <w:rPr>
               <w:rStyle w:val="Hyperlink"/>
@@ -6534,7 +6826,7 @@
           <w:sz w:val="24"/>
           <w:u w:val="single"/>
         </w:rPr>
-        <w:hyperlink r:id="rId43" w:history="1">
+        <w:hyperlink r:id="rId42" w:history="1">
           <w:r>
             <w:rPr>
               <w:rStyle w:val="Hyperlink"/>
@@ -6552,7 +6844,7 @@
           <w:sz w:val="24"/>
           <w:u w:val="single"/>
         </w:rPr>
-        <w:hyperlink r:id="rId43" w:history="1">
+        <w:hyperlink r:id="rId42" w:history="1">
           <w:r>
             <w:rPr>
               <w:rStyle w:val="Hyperlink"/>
@@ -6670,7 +6962,7 @@
           <w:sz w:val="24"/>
           <w:u w:val="single"/>
         </w:rPr>
-        <w:hyperlink r:id="rId44" w:history="1">
+        <w:hyperlink r:id="rId43" w:history="1">
           <w:r>
             <w:rPr>
               <w:rStyle w:val="Hyperlink"/>
@@ -6688,7 +6980,7 @@
           <w:sz w:val="24"/>
           <w:u w:val="single"/>
         </w:rPr>
-        <w:hyperlink r:id="rId44" w:history="1">
+        <w:hyperlink r:id="rId43" w:history="1">
           <w:r>
             <w:rPr>
               <w:rStyle w:val="Hyperlink"/>
@@ -6706,7 +6998,7 @@
           <w:sz w:val="24"/>
           <w:u w:val="single"/>
         </w:rPr>
-        <w:hyperlink r:id="rId44" w:history="1">
+        <w:hyperlink r:id="rId43" w:history="1">
           <w:r>
             <w:rPr>
               <w:rStyle w:val="Hyperlink"/>
@@ -6724,7 +7016,7 @@
           <w:sz w:val="24"/>
           <w:u w:val="single"/>
         </w:rPr>
-        <w:hyperlink r:id="rId44" w:history="1">
+        <w:hyperlink r:id="rId43" w:history="1">
           <w:r>
             <w:rPr>
               <w:rStyle w:val="Hyperlink"/>
@@ -6781,7 +7073,7 @@
           <w:sz w:val="24"/>
           <w:u w:val="single"/>
         </w:rPr>
-        <w:hyperlink r:id="rId45" w:history="1">
+        <w:hyperlink r:id="rId44" w:history="1">
           <w:r>
             <w:rPr>
               <w:rStyle w:val="Hyperlink"/>
@@ -6810,7 +7102,7 @@
           <w:sz w:val="24"/>
           <w:u w:val="single"/>
         </w:rPr>
-        <w:hyperlink r:id="rId45" w:history="1">
+        <w:hyperlink r:id="rId44" w:history="1">
           <w:r>
             <w:rPr>
               <w:rStyle w:val="Hyperlink"/>
@@ -6838,7 +7130,7 @@
           <w:sz w:val="24"/>
           <w:u w:val="single"/>
         </w:rPr>
-        <w:hyperlink r:id="rId46" w:history="1">
+        <w:hyperlink r:id="rId45" w:history="1">
           <w:r>
             <w:rPr>
               <w:rStyle w:val="Hyperlink"/>
@@ -6867,7 +7159,7 @@
           <w:sz w:val="24"/>
           <w:u w:val="single"/>
         </w:rPr>
-        <w:hyperlink r:id="rId46" w:history="1">
+        <w:hyperlink r:id="rId45" w:history="1">
           <w:r>
             <w:rPr>
               <w:rStyle w:val="Hyperlink"/>

--- a/EXPORTS/DOCX/published/niveau3/Dutch/KKZ.docx
+++ b/EXPORTS/DOCX/published/niveau3/Dutch/KKZ.docx
@@ -472,54 +472,7 @@
           <w:color w:val="000000"/>
           <w:sz w:val="24"/>
         </w:rPr>
-        <w:t>litera</w:t>
-      </w:r>
-      <w:r>
-        <w:rPr>
-          <w:u w:val="single" w:color="0000ff"/>
-          <w:rFonts w:ascii="Charis SIL Regular" w:hAnsi="Charis SIL Regular" w:eastAsia="Charis SIL Regular"/>
-          <w:b w:val="0"/>
-          <w:i w:val="0"/>
-          <w:color w:val="000000"/>
-          <w:sz w:val="24"/>
-        </w:rPr>
-        <w:hyperlink r:id="rId10" w:history="1">
-          <w:r>
-            <w:rPr>
-              <w:rStyle w:val="Hyperlink"/>
-            </w:rPr>
-            <w:t xml:space="preserve">tuur </w:t>
-          </w:r>
-        </w:hyperlink>
-      </w:r>
-      <w:r>
-        <w:rPr>
-          <w:u w:val="single" w:color="0000ff"/>
-          <w:rFonts w:ascii="Charis SIL Regular" w:hAnsi="Charis SIL Regular" w:eastAsia="Charis SIL Regular"/>
-          <w:b w:val="0"/>
-          <w:i w:val="0"/>
-          <w:color w:val="000000"/>
-          <w:sz w:val="24"/>
-        </w:rPr>
-        <w:hyperlink r:id="rId10" w:history="1">
-          <w:r>
-            <w:rPr>
-              <w:rStyle w:val="Hyperlink"/>
-            </w:rPr>
-            <w:t>die een o</w:t>
-          </w:r>
-        </w:hyperlink>
-      </w:r>
-      <w:r>
-        <w:rPr>
-          <w:u w:val="single" w:color="0000ff"/>
-          <w:rFonts w:ascii="Charis SIL Regular" w:hAnsi="Charis SIL Regular" w:eastAsia="Charis SIL Regular"/>
-          <w:b w:val="0"/>
-          <w:i w:val="0"/>
-          <w:color w:val="000000"/>
-          <w:sz w:val="24"/>
-        </w:rPr>
-        <w:t>m</w:t>
+        <w:t>literatuur die een om</w:t>
       </w:r>
       <w:r>
         <w:rPr>
@@ -701,7 +654,6 @@
       </w:r>
       <w:r>
         <w:rPr>
-          <w:u w:val="single" w:color="0000ff"/>
           <w:rFonts w:ascii="Charis SIL Regular" w:hAnsi="Charis SIL Regular" w:eastAsia="Charis SIL Regular"/>
           <w:b w:val="0"/>
           <w:i w:val="0"/>
@@ -1654,9 +1606,15 @@
           <w:i w:val="0"/>
           <w:color w:val="0000FF"/>
           <w:sz w:val="24"/>
-          <w:u w:val="single"/>
-        </w:rPr>
-        <w:t>Rijksmu</w:t>
+        </w:rPr>
+        <w:hyperlink r:id="rId16" w:history="1">
+          <w:r>
+            <w:rPr>
+              <w:rStyle w:val="Hyperlink"/>
+            </w:rPr>
+            <w:t>Rijksmu</w:t>
+          </w:r>
+        </w:hyperlink>
       </w:r>
       <w:r>
         <w:rPr>
@@ -1843,31 +1801,13 @@
       </w:r>
       <w:r>
         <w:rPr>
-          <w:u w:val="single" w:color="0000ff"/>
           <w:rFonts w:ascii="Charis SIL Regular" w:hAnsi="Charis SIL Regular" w:eastAsia="Charis SIL Regular"/>
           <w:b w:val="0"/>
           <w:i w:val="0"/>
           <w:color w:val="000000"/>
           <w:sz w:val="24"/>
         </w:rPr>
-        <w:hyperlink r:id="rId15" w:history="1">
-          <w:r>
-            <w:rPr>
-              <w:rStyle w:val="Hyperlink"/>
-            </w:rPr>
-            <w:t>werde</w:t>
-          </w:r>
-        </w:hyperlink>
-      </w:r>
-      <w:r>
-        <w:rPr>
-          <w:rFonts w:ascii="Charis SIL Regular" w:hAnsi="Charis SIL Regular" w:eastAsia="Charis SIL Regular"/>
-          <w:b w:val="0"/>
-          <w:i w:val="0"/>
-          <w:color w:val="000000"/>
-          <w:sz w:val="24"/>
-        </w:rPr>
-        <w:t xml:space="preserve">n overgedragen aan het </w:t>
+        <w:t xml:space="preserve">werden overgedragen aan het </w:t>
       </w:r>
       <w:r>
         <w:rPr>
@@ -1878,7 +1818,7 @@
           <w:sz w:val="24"/>
           <w:u w:val="single"/>
         </w:rPr>
-        <w:hyperlink r:id="rId16" w:history="1">
+        <w:hyperlink r:id="rId17" w:history="1">
           <w:r>
             <w:rPr>
               <w:rStyle w:val="Hyperlink"/>
@@ -1896,7 +1836,7 @@
           <w:sz w:val="24"/>
           <w:u w:val="single"/>
         </w:rPr>
-        <w:hyperlink r:id="rId17" w:history="1">
+        <w:hyperlink r:id="rId16" w:history="1">
           <w:r>
             <w:rPr>
               <w:rStyle w:val="Hyperlink"/>
@@ -1925,7 +1865,7 @@
           <w:sz w:val="24"/>
           <w:u w:val="single"/>
         </w:rPr>
-        <w:hyperlink r:id="rId17" w:history="1">
+        <w:hyperlink r:id="rId16" w:history="1">
           <w:r>
             <w:rPr>
               <w:rStyle w:val="Hyperlink"/>
@@ -1954,7 +1894,7 @@
           <w:sz w:val="24"/>
           <w:u w:val="single"/>
         </w:rPr>
-        <w:hyperlink r:id="rId17" w:history="1">
+        <w:hyperlink r:id="rId16" w:history="1">
           <w:r>
             <w:rPr>
               <w:rStyle w:val="Hyperlink"/>
@@ -1965,31 +1905,13 @@
       </w:r>
       <w:r>
         <w:rPr>
-          <w:u w:val="single" w:color="0000ff"/>
           <w:rFonts w:ascii="Charis SIL Regular" w:hAnsi="Charis SIL Regular" w:eastAsia="Charis SIL Regular"/>
           <w:b w:val="0"/>
           <w:i w:val="0"/>
           <w:color w:val="000000"/>
           <w:sz w:val="24"/>
         </w:rPr>
-        <w:hyperlink r:id="rId17" w:history="1">
-          <w:r>
-            <w:rPr>
-              <w:rStyle w:val="Hyperlink"/>
-            </w:rPr>
-            <w:t xml:space="preserve">, </w:t>
-          </w:r>
-        </w:hyperlink>
-      </w:r>
-      <w:r>
-        <w:rPr>
-          <w:rFonts w:ascii="Charis SIL Regular" w:hAnsi="Charis SIL Regular" w:eastAsia="Charis SIL Regular"/>
-          <w:b w:val="0"/>
-          <w:i w:val="0"/>
-          <w:color w:val="000000"/>
-          <w:sz w:val="24"/>
-        </w:rPr>
-        <w:t xml:space="preserve">het </w:t>
+        <w:t xml:space="preserve">, het </w:t>
       </w:r>
       <w:r>
         <w:rPr>
@@ -2237,8 +2159,16 @@
           <w:i w:val="0"/>
           <w:color w:val="0000FF"/>
           <w:sz w:val="24"/>
-        </w:rPr>
-        <w:t xml:space="preserve">Rijksmuseum van Natuurlijke </w:t>
+          <w:u w:val="single"/>
+        </w:rPr>
+        <w:hyperlink r:id="rId19" w:history="1">
+          <w:r>
+            <w:rPr>
+              <w:rStyle w:val="Hyperlink"/>
+            </w:rPr>
+            <w:t>Rijk</w:t>
+          </w:r>
+        </w:hyperlink>
       </w:r>
       <w:r>
         <w:rPr>
@@ -2249,7 +2179,130 @@
           <w:sz w:val="24"/>
           <w:u w:val="single"/>
         </w:rPr>
-        <w:hyperlink r:id="rId18" w:history="1">
+        <w:hyperlink r:id="rId19" w:history="1">
+          <w:r>
+            <w:rPr>
+              <w:rStyle w:val="Hyperlink"/>
+            </w:rPr>
+            <w:t>smuseum</w:t>
+          </w:r>
+        </w:hyperlink>
+      </w:r>
+      <w:r>
+        <w:rPr>
+          <w:rFonts w:ascii="Charis SIL Regular" w:hAnsi="Charis SIL Regular" w:eastAsia="Charis SIL Regular"/>
+          <w:b w:val="0"/>
+          <w:i w:val="0"/>
+          <w:color w:val="0000FF"/>
+          <w:sz w:val="24"/>
+          <w:u w:val="single"/>
+        </w:rPr>
+        <w:t xml:space="preserve"> </w:t>
+      </w:r>
+      <w:r>
+        <w:rPr>
+          <w:rFonts w:ascii="Charis SIL Regular" w:hAnsi="Charis SIL Regular" w:eastAsia="Charis SIL Regular"/>
+          <w:b w:val="0"/>
+          <w:i w:val="0"/>
+          <w:color w:val="0000FF"/>
+          <w:sz w:val="24"/>
+          <w:u w:val="single"/>
+        </w:rPr>
+        <w:hyperlink r:id="rId19" w:history="1">
+          <w:r>
+            <w:rPr>
+              <w:rStyle w:val="Hyperlink"/>
+            </w:rPr>
+            <w:t>v</w:t>
+          </w:r>
+        </w:hyperlink>
+      </w:r>
+      <w:r>
+        <w:rPr>
+          <w:rFonts w:ascii="Charis SIL Regular" w:hAnsi="Charis SIL Regular" w:eastAsia="Charis SIL Regular"/>
+          <w:b w:val="0"/>
+          <w:i w:val="0"/>
+          <w:color w:val="0000FF"/>
+          <w:sz w:val="24"/>
+          <w:u w:val="single"/>
+        </w:rPr>
+        <w:hyperlink r:id="rId19" w:history="1">
+          <w:r>
+            <w:rPr>
+              <w:rStyle w:val="Hyperlink"/>
+            </w:rPr>
+            <w:t>an</w:t>
+          </w:r>
+        </w:hyperlink>
+      </w:r>
+      <w:r>
+        <w:rPr>
+          <w:rFonts w:ascii="Charis SIL Regular" w:hAnsi="Charis SIL Regular" w:eastAsia="Charis SIL Regular"/>
+          <w:b w:val="0"/>
+          <w:i w:val="0"/>
+          <w:color w:val="0000FF"/>
+          <w:sz w:val="24"/>
+          <w:u w:val="single"/>
+        </w:rPr>
+        <w:t xml:space="preserve"> </w:t>
+      </w:r>
+      <w:r>
+        <w:rPr>
+          <w:rFonts w:ascii="Charis SIL Regular" w:hAnsi="Charis SIL Regular" w:eastAsia="Charis SIL Regular"/>
+          <w:b w:val="0"/>
+          <w:i w:val="0"/>
+          <w:color w:val="0000FF"/>
+          <w:sz w:val="24"/>
+          <w:u w:val="single"/>
+        </w:rPr>
+        <w:hyperlink r:id="rId19" w:history="1">
+          <w:r>
+            <w:rPr>
+              <w:rStyle w:val="Hyperlink"/>
+            </w:rPr>
+            <w:t>N</w:t>
+          </w:r>
+        </w:hyperlink>
+      </w:r>
+      <w:r>
+        <w:rPr>
+          <w:rFonts w:ascii="Charis SIL Regular" w:hAnsi="Charis SIL Regular" w:eastAsia="Charis SIL Regular"/>
+          <w:b w:val="0"/>
+          <w:i w:val="0"/>
+          <w:color w:val="0000FF"/>
+          <w:sz w:val="24"/>
+          <w:u w:val="single"/>
+        </w:rPr>
+        <w:hyperlink r:id="rId19" w:history="1">
+          <w:r>
+            <w:rPr>
+              <w:rStyle w:val="Hyperlink"/>
+            </w:rPr>
+            <w:t>atuurlijke</w:t>
+          </w:r>
+        </w:hyperlink>
+      </w:r>
+      <w:r>
+        <w:rPr>
+          <w:rFonts w:ascii="Charis SIL Regular" w:hAnsi="Charis SIL Regular" w:eastAsia="Charis SIL Regular"/>
+          <w:b w:val="0"/>
+          <w:i w:val="0"/>
+          <w:color w:val="0000FF"/>
+          <w:sz w:val="24"/>
+          <w:u w:val="single"/>
+        </w:rPr>
+        <w:t xml:space="preserve"> </w:t>
+      </w:r>
+      <w:r>
+        <w:rPr>
+          <w:rFonts w:ascii="Charis SIL Regular" w:hAnsi="Charis SIL Regular" w:eastAsia="Charis SIL Regular"/>
+          <w:b w:val="0"/>
+          <w:i w:val="0"/>
+          <w:color w:val="0000FF"/>
+          <w:sz w:val="24"/>
+          <w:u w:val="single"/>
+        </w:rPr>
+        <w:hyperlink r:id="rId19" w:history="1">
           <w:r>
             <w:rPr>
               <w:rStyle w:val="Hyperlink"/>
@@ -2303,7 +2356,7 @@
           <w:sz w:val="24"/>
           <w:u w:val="single"/>
         </w:rPr>
-        <w:hyperlink r:id="rId18" w:history="1">
+        <w:hyperlink r:id="rId20" w:history="1">
           <w:r>
             <w:rPr>
               <w:rStyle w:val="Hyperlink"/>
@@ -2321,7 +2374,7 @@
           <w:sz w:val="24"/>
           <w:u w:val="single"/>
         </w:rPr>
-        <w:hyperlink r:id="rId18" w:history="1">
+        <w:hyperlink r:id="rId20" w:history="1">
           <w:r>
             <w:rPr>
               <w:rStyle w:val="Hyperlink"/>
@@ -2339,7 +2392,7 @@
           <w:sz w:val="24"/>
           <w:u w:val="single"/>
         </w:rPr>
-        <w:hyperlink r:id="rId18" w:history="1">
+        <w:hyperlink r:id="rId20" w:history="1">
           <w:r>
             <w:rPr>
               <w:rStyle w:val="Hyperlink"/>
@@ -2368,7 +2421,7 @@
           <w:sz w:val="24"/>
           <w:u w:val="single"/>
         </w:rPr>
-        <w:hyperlink r:id="rId18" w:history="1">
+        <w:hyperlink r:id="rId20" w:history="1">
           <w:r>
             <w:rPr>
               <w:rStyle w:val="Hyperlink"/>
@@ -2395,8 +2448,16 @@
           <w:i w:val="0"/>
           <w:color w:val="0000FF"/>
           <w:sz w:val="24"/>
-        </w:rPr>
-        <w:t>G</w:t>
+          <w:u w:val="single"/>
+        </w:rPr>
+        <w:hyperlink r:id="rId20" w:history="1">
+          <w:r>
+            <w:rPr>
+              <w:rStyle w:val="Hyperlink"/>
+            </w:rPr>
+            <w:t>G</w:t>
+          </w:r>
+        </w:hyperlink>
       </w:r>
       <w:r>
         <w:rPr>
@@ -2407,7 +2468,7 @@
           <w:sz w:val="24"/>
           <w:u w:val="single"/>
         </w:rPr>
-        <w:hyperlink r:id="rId18" w:history="1">
+        <w:hyperlink r:id="rId20" w:history="1">
           <w:r>
             <w:rPr>
               <w:rStyle w:val="Hyperlink"/>
@@ -2519,7 +2580,7 @@
           <w:sz w:val="24"/>
           <w:u w:val="single"/>
         </w:rPr>
-        <w:hyperlink r:id="rId19" w:history="1">
+        <w:hyperlink r:id="rId20" w:history="1">
           <w:r>
             <w:rPr>
               <w:rStyle w:val="Hyperlink"/>
@@ -2536,24 +2597,7 @@
           <w:color w:val="000000"/>
           <w:sz w:val="24"/>
         </w:rPr>
-        <w:t xml:space="preserve"> e</w:t>
-      </w:r>
-      <w:r>
-        <w:rPr>
-          <w:rFonts w:ascii="Charis SIL Regular" w:hAnsi="Charis SIL Regular" w:eastAsia="Charis SIL Regular"/>
-          <w:b w:val="0"/>
-          <w:i w:val="0"/>
-          <w:color w:val="000000"/>
-          <w:sz w:val="24"/>
-        </w:rPr>
-        <w:hyperlink r:id="rId20" w:history="1">
-          <w:r>
-            <w:rPr>
-              <w:rStyle w:val="Hyperlink"/>
-            </w:rPr>
-            <w:t xml:space="preserve">n het </w:t>
-          </w:r>
-        </w:hyperlink>
+        <w:t xml:space="preserve"> en het </w:t>
       </w:r>
       <w:r>
         <w:rPr>
@@ -2564,7 +2608,7 @@
           <w:sz w:val="24"/>
           <w:u w:val="single"/>
         </w:rPr>
-        <w:hyperlink r:id="rId20" w:history="1">
+        <w:hyperlink r:id="rId19" w:history="1">
           <w:r>
             <w:rPr>
               <w:rStyle w:val="Hyperlink"/>
@@ -2593,7 +2637,7 @@
           <w:sz w:val="24"/>
           <w:u w:val="single"/>
         </w:rPr>
-        <w:hyperlink r:id="rId20" w:history="1">
+        <w:hyperlink r:id="rId19" w:history="1">
           <w:r>
             <w:rPr>
               <w:rStyle w:val="Hyperlink"/>
@@ -2611,7 +2655,7 @@
           <w:sz w:val="24"/>
           <w:u w:val="single"/>
         </w:rPr>
-        <w:hyperlink r:id="rId20" w:history="1">
+        <w:hyperlink r:id="rId19" w:history="1">
           <w:r>
             <w:rPr>
               <w:rStyle w:val="Hyperlink"/>
@@ -2629,7 +2673,7 @@
           <w:sz w:val="24"/>
           <w:u w:val="single"/>
         </w:rPr>
-        <w:hyperlink r:id="rId20" w:history="1">
+        <w:hyperlink r:id="rId19" w:history="1">
           <w:r>
             <w:rPr>
               <w:rStyle w:val="Hyperlink"/>
@@ -2647,7 +2691,7 @@
           <w:sz w:val="24"/>
           <w:u w:val="single"/>
         </w:rPr>
-        <w:hyperlink r:id="rId20" w:history="1">
+        <w:hyperlink r:id="rId19" w:history="1">
           <w:r>
             <w:rPr>
               <w:rStyle w:val="Hyperlink"/>
@@ -2665,7 +2709,7 @@
           <w:sz w:val="24"/>
           <w:u w:val="single"/>
         </w:rPr>
-        <w:hyperlink r:id="rId20" w:history="1">
+        <w:hyperlink r:id="rId19" w:history="1">
           <w:r>
             <w:rPr>
               <w:rStyle w:val="Hyperlink"/>
@@ -2683,7 +2727,7 @@
           <w:color w:val="000000"/>
           <w:sz w:val="24"/>
         </w:rPr>
-        <w:hyperlink r:id="rId20" w:history="1">
+        <w:hyperlink r:id="rId19" w:history="1">
           <w:r>
             <w:rPr>
               <w:rStyle w:val="Hyperlink"/>
@@ -3802,7 +3846,25 @@
           <w:color w:val="000000"/>
           <w:sz w:val="24"/>
         </w:rPr>
-        <w:t>Ministerie van Binnenlandse Zaken die relev</w:t>
+        <w:t>Ministerie van Binnenlandse Zake</w:t>
+      </w:r>
+      <w:r>
+        <w:rPr>
+          <w:u w:val="single" w:color="0000ff"/>
+          <w:rFonts w:ascii="Charis SIL Regular" w:hAnsi="Charis SIL Regular" w:eastAsia="Charis SIL Regular"/>
+          <w:b w:val="0"/>
+          <w:i w:val="0"/>
+          <w:color w:val="000000"/>
+          <w:sz w:val="24"/>
+        </w:rPr>
+        <w:hyperlink r:id="rId26" w:history="1">
+          <w:r>
+            <w:rPr>
+              <w:rStyle w:val="Hyperlink"/>
+            </w:rPr>
+            <w:t>n die relev</w:t>
+          </w:r>
+        </w:hyperlink>
       </w:r>
       <w:r>
         <w:rPr>
@@ -4150,7 +4212,7 @@
           <w:sz w:val="24"/>
           <w:u w:val="single"/>
         </w:rPr>
-        <w:t>Ethnografisch Museu</w:t>
+        <w:t>Ethnografisch Muse</w:t>
       </w:r>
       <w:r>
         <w:rPr>
@@ -4161,7 +4223,7 @@
           <w:sz w:val="24"/>
           <w:u w:val="single"/>
         </w:rPr>
-        <w:t>m Arti</w:t>
+        <w:t>u</w:t>
       </w:r>
       <w:r>
         <w:rPr>
@@ -4170,8 +4232,9 @@
           <w:i w:val="0"/>
           <w:color w:val="0000FF"/>
           <w:sz w:val="24"/>
-        </w:rPr>
-        <w:t>s</w:t>
+          <w:u w:val="single"/>
+        </w:rPr>
+        <w:t>m Artis</w:t>
       </w:r>
       <w:r>
         <w:br/>
@@ -5124,7 +5187,7 @@
             <w:rPr>
               <w:rStyle w:val="Hyperlink"/>
             </w:rPr>
-            <w:t>f</w:t>
+            <w:t>fi</w:t>
           </w:r>
         </w:hyperlink>
       </w:r>
@@ -5136,23 +5199,6 @@
           <w:color w:val="0000FF"/>
           <w:sz w:val="24"/>
           <w:u w:val="single"/>
-        </w:rPr>
-        <w:hyperlink r:id="rId31" w:history="1">
-          <w:r>
-            <w:rPr>
-              <w:rStyle w:val="Hyperlink"/>
-            </w:rPr>
-            <w:t>i</w:t>
-          </w:r>
-        </w:hyperlink>
-      </w:r>
-      <w:r>
-        <w:rPr>
-          <w:rFonts w:ascii="Charis SIL Regular" w:hAnsi="Charis SIL Regular" w:eastAsia="Charis SIL Regular"/>
-          <w:b w:val="0"/>
-          <w:i w:val="0"/>
-          <w:color w:val="0000FF"/>
-          <w:sz w:val="24"/>
         </w:rPr>
         <w:hyperlink r:id="rId31" w:history="1">
           <w:r>
@@ -5170,6 +5216,7 @@
           <w:i w:val="0"/>
           <w:color w:val="0000FF"/>
           <w:sz w:val="24"/>
+          <w:u w:val="single"/>
         </w:rPr>
         <w:hyperlink r:id="rId31" w:history="1">
           <w:r>
@@ -5187,6 +5234,7 @@
           <w:i w:val="0"/>
           <w:color w:val="0000FF"/>
           <w:sz w:val="24"/>
+          <w:u w:val="single"/>
         </w:rPr>
         <w:t>/</w:t>
       </w:r>
@@ -5222,9 +5270,19 @@
             <w:rPr>
               <w:rStyle w:val="Hyperlink"/>
             </w:rPr>
-            <w:t>HaNA_2.04.01_4030_0001</w:t>
+            <w:t>HaNA_2.04.01_4030_000</w:t>
           </w:r>
         </w:hyperlink>
+      </w:r>
+      <w:r>
+        <w:rPr>
+          <w:rFonts w:ascii="Charis SIL Regular" w:hAnsi="Charis SIL Regular" w:eastAsia="Charis SIL Regular"/>
+          <w:b w:val="0"/>
+          <w:i w:val="0"/>
+          <w:color w:val="0000FF"/>
+          <w:sz w:val="24"/>
+        </w:rPr>
+        <w:t>1</w:t>
       </w:r>
     </w:p>
     <w:p>
